--- a/files/cv_rrau.docx
+++ b/files/cv_rrau.docx
@@ -89,7 +89,7 @@
           <w:sz w:val="24"/>
           <w:szCs w:val="20"/>
         </w:rPr>
-        <w:t>January 26</w:t>
+        <w:t>March 26</w:t>
       </w:r>
       <w:r>
         <w:rPr>
@@ -2257,15 +2257,7 @@
           <w:sz w:val="24"/>
           <w:szCs w:val="24"/>
         </w:rPr>
-        <w:t>Since 202</w:t>
-      </w:r>
-      <w:r>
-        <w:rPr>
-          <w:rFonts w:ascii="Bell MT" w:hAnsi="Bell MT"/>
-          <w:sz w:val="24"/>
-          <w:szCs w:val="24"/>
-        </w:rPr>
-        <w:t>6</w:t>
+        <w:t>Since 2026</w:t>
       </w:r>
       <w:r>
         <w:rPr>
@@ -2509,15 +2501,7 @@
           <w:sz w:val="24"/>
           <w:szCs w:val="24"/>
         </w:rPr>
-        <w:t>2025</w:t>
-      </w:r>
-      <w:r>
-        <w:rPr>
-          <w:rFonts w:ascii="Bell MT" w:hAnsi="Bell MT"/>
-          <w:sz w:val="24"/>
-          <w:szCs w:val="24"/>
-        </w:rPr>
-        <w:t>-2026</w:t>
+        <w:t>2025-2026</w:t>
       </w:r>
       <w:r>
         <w:rPr>
@@ -4794,6 +4778,8 @@
         <w:ind w:left="397" w:hanging="397"/>
         <w:rPr>
           <w:rFonts w:ascii="Bell MT" w:hAnsi="Bell MT"/>
+          <w:i/>
+          <w:iCs/>
           <w:sz w:val="24"/>
           <w:szCs w:val="24"/>
         </w:rPr>
@@ -4802,62 +4788,29 @@
       <w:r>
         <w:rPr>
           <w:rFonts w:ascii="Bell MT" w:hAnsi="Bell MT"/>
-          <w:b/>
-          <w:bCs/>
-          <w:sz w:val="24"/>
-          <w:szCs w:val="24"/>
-        </w:rPr>
-        <w:t>Rau, R.,</w:t>
-      </w:r>
-      <w:r>
-        <w:rPr>
-          <w:rFonts w:ascii="Bell MT" w:hAnsi="Bell MT"/>
-          <w:sz w:val="24"/>
-          <w:szCs w:val="24"/>
-        </w:rPr>
-        <w:t xml:space="preserve"> Weiner, L., &amp; Vogel, L. (in press). </w:t>
-      </w:r>
-      <w:r>
-        <w:rPr>
-          <w:rFonts w:ascii="Bell MT" w:hAnsi="Bell MT"/>
-          <w:sz w:val="24"/>
-          <w:szCs w:val="24"/>
-        </w:rPr>
-        <w:t>Perceiver Positivity Differences Originate in Early-Stage Impression Formation: Evidence from a Recognition Task</w:t>
-      </w:r>
-      <w:r>
-        <w:rPr>
-          <w:rFonts w:ascii="Bell MT" w:hAnsi="Bell MT"/>
-          <w:sz w:val="24"/>
-          <w:szCs w:val="24"/>
-        </w:rPr>
-        <w:t xml:space="preserve">. </w:t>
-      </w:r>
-      <w:r>
-        <w:rPr>
-          <w:rFonts w:ascii="Bell MT" w:hAnsi="Bell MT"/>
-          <w:i/>
-          <w:iCs/>
-          <w:sz w:val="24"/>
-          <w:szCs w:val="24"/>
-        </w:rPr>
-        <w:t xml:space="preserve">Personality and Social Psychology Bulletin. </w:t>
-      </w:r>
-      <w:r>
-        <w:rPr>
-          <w:rFonts w:ascii="Bell MT" w:hAnsi="Bell MT"/>
-          <w:sz w:val="24"/>
-          <w:szCs w:val="24"/>
-        </w:rPr>
-        <w:t xml:space="preserve">Retrieved from </w:t>
-      </w:r>
-      <w:r>
-        <w:rPr>
-          <w:rFonts w:ascii="Bell MT" w:hAnsi="Bell MT"/>
-          <w:sz w:val="24"/>
-          <w:szCs w:val="24"/>
-        </w:rPr>
-        <w:t>https://osf.io/64389/files/4r7ts</w:t>
+          <w:sz w:val="24"/>
+          <w:szCs w:val="24"/>
+        </w:rPr>
+        <w:t xml:space="preserve">Thielmann, I., Back, M. D., Bleidorn, W., Bukowski, H., Carlson, E. N., Dufner, M., Hofer, G., Hofmann, W., Hopwood, C. J., Human, L. J., Jordan, C. H., Langdon, J., Krueger, J. I., Rau, R., Smillie, L. D., Strohminger, N., Sun, J., Vazire, S., Burghart, M., Casali, N., &amp; Seidl, A. (in </w:t>
+      </w:r>
+      <w:r>
+        <w:rPr>
+          <w:rFonts w:ascii="Bell MT" w:hAnsi="Bell MT"/>
+          <w:sz w:val="24"/>
+          <w:szCs w:val="24"/>
+        </w:rPr>
+        <w:lastRenderedPageBreak/>
+        <w:t xml:space="preserve">press). A consensus statement on self-knowledge conceptualization, measurement, outcomes, and changeability. </w:t>
+      </w:r>
+      <w:r>
+        <w:rPr>
+          <w:rFonts w:ascii="Bell MT" w:hAnsi="Bell MT"/>
+          <w:i/>
+          <w:iCs/>
+          <w:sz w:val="24"/>
+          <w:szCs w:val="24"/>
+        </w:rPr>
+        <w:t>Nature Reviews Psychology.</w:t>
       </w:r>
     </w:p>
     <w:p>
@@ -4866,36 +4819,18 @@
         <w:ind w:left="397" w:hanging="397"/>
         <w:rPr>
           <w:rFonts w:ascii="Bell MT" w:hAnsi="Bell MT"/>
-          <w:i/>
-          <w:iCs/>
-          <w:sz w:val="24"/>
-          <w:szCs w:val="24"/>
-        </w:rPr>
-      </w:pPr>
-      <w:r>
-        <w:rPr>
-          <w:rFonts w:ascii="Bell MT" w:hAnsi="Bell MT"/>
-          <w:sz w:val="24"/>
-          <w:szCs w:val="24"/>
-        </w:rPr>
-        <w:lastRenderedPageBreak/>
-        <w:t>Thielmann, I., Back, M. D., Bleidorn, W., Bukowski, H., Carlson, E. N., Dufner, M., Hofer, G., Hofmann, W., Hopwood, C. J., Human, L. J., Jordan, C. H., Langdon, J., K</w:t>
-      </w:r>
-      <w:r>
-        <w:rPr>
-          <w:rFonts w:ascii="Bell MT" w:hAnsi="Bell MT"/>
-          <w:sz w:val="24"/>
-          <w:szCs w:val="24"/>
-        </w:rPr>
-        <w:t>ru</w:t>
-      </w:r>
-      <w:r>
-        <w:rPr>
-          <w:rFonts w:ascii="Bell MT" w:hAnsi="Bell MT"/>
-          <w:sz w:val="24"/>
-          <w:szCs w:val="24"/>
-        </w:rPr>
-        <w:t xml:space="preserve">eger, J. I., </w:t>
+          <w:sz w:val="24"/>
+          <w:szCs w:val="24"/>
+        </w:rPr>
+      </w:pPr>
+      <w:r>
+        <w:rPr>
+          <w:rFonts w:ascii="Bell MT" w:hAnsi="Bell MT"/>
+          <w:sz w:val="24"/>
+          <w:szCs w:val="24"/>
+          <w:lang w:val="de-DE"/>
+        </w:rPr>
+        <w:t xml:space="preserve">Bleckmann, E., </w:t>
       </w:r>
       <w:r>
         <w:rPr>
@@ -4904,6 +4839,7 @@
           <w:bCs/>
           <w:sz w:val="24"/>
           <w:szCs w:val="24"/>
+          <w:lang w:val="de-DE"/>
         </w:rPr>
         <w:t>Rau, R.,</w:t>
       </w:r>
@@ -4912,40 +4848,17 @@
           <w:rFonts w:ascii="Bell MT" w:hAnsi="Bell MT"/>
           <w:sz w:val="24"/>
           <w:szCs w:val="24"/>
-        </w:rPr>
-        <w:t xml:space="preserve"> Smillie, L. D., Strohminger, N., Sun, J.</w:t>
-      </w:r>
-      <w:r>
-        <w:rPr>
-          <w:rFonts w:ascii="Bell MT" w:hAnsi="Bell MT"/>
-          <w:sz w:val="24"/>
-          <w:szCs w:val="24"/>
-        </w:rPr>
-        <w:t>, Vazire, S., Burghardt, M.,</w:t>
-      </w:r>
-      <w:r>
-        <w:rPr>
-          <w:rFonts w:ascii="Bell MT" w:hAnsi="Bell MT"/>
-          <w:sz w:val="24"/>
-          <w:szCs w:val="24"/>
-        </w:rPr>
-        <w:t xml:space="preserve"> …Seidl, A.</w:t>
-      </w:r>
-      <w:r>
-        <w:rPr>
-          <w:rFonts w:ascii="Bell MT" w:hAnsi="Bell MT"/>
-          <w:sz w:val="24"/>
-          <w:szCs w:val="24"/>
-        </w:rPr>
-        <w:t xml:space="preserve"> (in press). </w:t>
-      </w:r>
-      <w:r>
-        <w:rPr>
-          <w:rFonts w:ascii="Bell MT" w:hAnsi="Bell MT"/>
-          <w:sz w:val="24"/>
-          <w:szCs w:val="24"/>
-        </w:rPr>
-        <w:t>Unveiling Self-Knowledge: A Consensus Approach</w:t>
+          <w:lang w:val="de-DE"/>
+        </w:rPr>
+        <w:t xml:space="preserve"> Lüdtke, O., &amp; Wagner, J. (in press). </w:t>
+      </w:r>
+      <w:r>
+        <w:rPr>
+          <w:rFonts w:ascii="Bell MT" w:hAnsi="Bell MT"/>
+          <w:sz w:val="24"/>
+          <w:szCs w:val="24"/>
+        </w:rPr>
+        <w:t>How Group Personality Composition Affects Person and Group Outcomes: An Integrative Analysis Using the Group-Actor-Partner-Interdependence Model</w:t>
       </w:r>
       <w:r>
         <w:rPr>
@@ -4963,7 +4876,23 @@
           <w:sz w:val="24"/>
           <w:szCs w:val="24"/>
         </w:rPr>
-        <w:t>Nature Reviews Psychology.</w:t>
+        <w:t>Journal of Personality and Social Psychology.</w:t>
+      </w:r>
+      <w:r>
+        <w:rPr>
+          <w:rFonts w:ascii="Bell MT" w:hAnsi="Bell MT"/>
+          <w:sz w:val="24"/>
+          <w:szCs w:val="24"/>
+        </w:rPr>
+        <w:t xml:space="preserve"> Retrieved from </w:t>
+      </w:r>
+      <w:r>
+        <w:rPr>
+          <w:rFonts w:ascii="Bell MT" w:hAnsi="Bell MT"/>
+          <w:sz w:val="24"/>
+          <w:szCs w:val="24"/>
+        </w:rPr>
+        <w:t>https://osf.io/fhcp4</w:t>
       </w:r>
     </w:p>
     <w:p>
@@ -4979,20 +4908,10 @@
       <w:r>
         <w:rPr>
           <w:rFonts w:ascii="Bell MT" w:hAnsi="Bell MT"/>
-          <w:sz w:val="24"/>
-          <w:szCs w:val="24"/>
-          <w:lang w:val="de-DE"/>
-        </w:rPr>
-        <w:t xml:space="preserve">Bleckmann, E., </w:t>
-      </w:r>
-      <w:r>
-        <w:rPr>
-          <w:rFonts w:ascii="Bell MT" w:hAnsi="Bell MT"/>
           <w:b/>
           <w:bCs/>
           <w:sz w:val="24"/>
           <w:szCs w:val="24"/>
-          <w:lang w:val="de-DE"/>
         </w:rPr>
         <w:t>Rau, R.,</w:t>
       </w:r>
@@ -5001,17 +4920,16 @@
           <w:rFonts w:ascii="Bell MT" w:hAnsi="Bell MT"/>
           <w:sz w:val="24"/>
           <w:szCs w:val="24"/>
-          <w:lang w:val="de-DE"/>
-        </w:rPr>
-        <w:t xml:space="preserve"> Lüdtke, O., &amp; Wagner, J. (in press). </w:t>
-      </w:r>
-      <w:r>
-        <w:rPr>
-          <w:rFonts w:ascii="Bell MT" w:hAnsi="Bell MT"/>
-          <w:sz w:val="24"/>
-          <w:szCs w:val="24"/>
-        </w:rPr>
-        <w:t>How Group Personality Composition Affects Person and Group Outcomes: An Integrative Analysis Using the Group-Actor-Partner-Interdependence Model</w:t>
+        </w:rPr>
+        <w:t xml:space="preserve"> Weiner, L., &amp; Vogel, L. (2026). </w:t>
+      </w:r>
+      <w:r>
+        <w:rPr>
+          <w:rFonts w:ascii="Bell MT" w:hAnsi="Bell MT"/>
+          <w:sz w:val="24"/>
+          <w:szCs w:val="24"/>
+        </w:rPr>
+        <w:t>Perceiver Positivity Differences Originate in Early-Stage Impression Formation: Evidence from a Recognition Task</w:t>
       </w:r>
       <w:r>
         <w:rPr>
@@ -5029,23 +4947,15 @@
           <w:sz w:val="24"/>
           <w:szCs w:val="24"/>
         </w:rPr>
-        <w:t>Journal of Personality and Social Psychology.</w:t>
-      </w:r>
-      <w:r>
-        <w:rPr>
-          <w:rFonts w:ascii="Bell MT" w:hAnsi="Bell MT"/>
-          <w:sz w:val="24"/>
-          <w:szCs w:val="24"/>
-        </w:rPr>
-        <w:t xml:space="preserve"> Retrieved from </w:t>
-      </w:r>
-      <w:r>
-        <w:rPr>
-          <w:rFonts w:ascii="Bell MT" w:hAnsi="Bell MT"/>
-          <w:sz w:val="24"/>
-          <w:szCs w:val="24"/>
-        </w:rPr>
-        <w:t>https://osf.io/fhcp4</w:t>
+        <w:t xml:space="preserve">Personality and Social Psychology Bulletin. </w:t>
+      </w:r>
+      <w:r>
+        <w:rPr>
+          <w:rFonts w:ascii="Bell MT" w:hAnsi="Bell MT"/>
+          <w:sz w:val="24"/>
+          <w:szCs w:val="24"/>
+        </w:rPr>
+        <w:t>https://doi.org/10.1177/01461672261424543</w:t>
       </w:r>
     </w:p>
     <w:p>
@@ -5175,7 +5085,6 @@
           <w:b/>
           <w:bCs/>
           <w:color w:val="auto"/>
-          <w:lang w:val="de-DE"/>
         </w:rPr>
         <w:t>Rau, R.*,</w:t>
       </w:r>
@@ -5183,7 +5092,6 @@
         <w:rPr>
           <w:rFonts w:ascii="Bell MT" w:eastAsia="Bell MT" w:hAnsi="Bell MT" w:cs="Bell MT"/>
           <w:color w:val="auto"/>
-          <w:lang w:val="de-DE"/>
         </w:rPr>
         <w:t xml:space="preserve"> Schömann, L. M.*, &amp; Grosz, M. P. (2025). </w:t>
       </w:r>
@@ -5257,7 +5165,6 @@
           <w:b/>
           <w:bCs/>
           <w:color w:val="auto"/>
-          <w:lang w:val="de-DE"/>
         </w:rPr>
         <w:t>Rau, R.,</w:t>
       </w:r>
@@ -5265,7 +5172,6 @@
         <w:rPr>
           <w:rFonts w:ascii="Bell MT" w:eastAsia="Bell MT" w:hAnsi="Bell MT" w:cs="Bell MT"/>
           <w:color w:val="auto"/>
-          <w:lang w:val="de-DE"/>
         </w:rPr>
         <w:t xml:space="preserve"> Grosz, M., &amp; Back, M. D. (2025). </w:t>
       </w:r>
@@ -6046,7 +5952,16 @@
           <w:sz w:val="24"/>
           <w:szCs w:val="24"/>
         </w:rPr>
-        <w:t xml:space="preserve">Do agency and communion explain the relationship between perceiver and target effects in interpersonal perception? A meta-analysis on generalized reciprocity. </w:t>
+        <w:t xml:space="preserve">Do agency and communion explain the relationship between perceiver and target effects in interpersonal perception? A meta-analysis </w:t>
+      </w:r>
+      <w:r>
+        <w:rPr>
+          <w:rFonts w:ascii="Bell MT" w:hAnsi="Bell MT"/>
+          <w:sz w:val="24"/>
+          <w:szCs w:val="24"/>
+        </w:rPr>
+        <w:lastRenderedPageBreak/>
+        <w:t xml:space="preserve">on generalized reciprocity. </w:t>
       </w:r>
       <w:r>
         <w:rPr>
@@ -6130,7 +6045,6 @@
           <w:szCs w:val="23"/>
           <w:lang w:val="de-DE"/>
         </w:rPr>
-        <w:lastRenderedPageBreak/>
         <w:t xml:space="preserve">Thielmann, I.*, </w:t>
       </w:r>
       <w:r>
@@ -6263,7 +6177,6 @@
           <w:bCs/>
           <w:sz w:val="24"/>
           <w:szCs w:val="24"/>
-          <w:lang w:val="de-DE"/>
         </w:rPr>
         <w:t>Rau, R.,</w:t>
       </w:r>
@@ -6272,7 +6185,6 @@
           <w:rFonts w:ascii="Bell MT" w:hAnsi="Bell MT"/>
           <w:sz w:val="24"/>
           <w:szCs w:val="24"/>
-          <w:lang w:val="de-DE"/>
         </w:rPr>
         <w:t xml:space="preserve"> Zimmermann, J., &amp; Back, M. D. (2023). </w:t>
       </w:r>
@@ -6360,25 +6272,7 @@
           <w:sz w:val="24"/>
           <w:szCs w:val="24"/>
         </w:rPr>
-        <w:t xml:space="preserve"> Carlson, E. N., Dufner, M., </w:t>
-      </w:r>
-      <w:proofErr w:type="spellStart"/>
-      <w:r>
-        <w:rPr>
-          <w:rFonts w:ascii="Bell MT" w:hAnsi="Bell MT" w:cs="Segoe UI"/>
-          <w:sz w:val="24"/>
-          <w:szCs w:val="24"/>
-        </w:rPr>
-        <w:t>Geukes</w:t>
-      </w:r>
-      <w:proofErr w:type="spellEnd"/>
-      <w:r>
-        <w:rPr>
-          <w:rFonts w:ascii="Bell MT" w:hAnsi="Bell MT" w:cs="Segoe UI"/>
-          <w:sz w:val="24"/>
-          <w:szCs w:val="24"/>
-        </w:rPr>
-        <w:t xml:space="preserve">, K., Kraft, L., Krause, S., </w:t>
+        <w:t xml:space="preserve"> Carlson, E. N., Dufner, M., Geukes, K., Kraft, L., Krause, S., </w:t>
       </w:r>
       <w:proofErr w:type="spellStart"/>
       <w:r>
@@ -6883,23 +6777,7 @@
           <w:rFonts w:ascii="Bell MT" w:hAnsi="Bell MT" w:cs="Segoe UI"/>
           <w:lang w:val="de-DE"/>
         </w:rPr>
-        <w:t xml:space="preserve"> Thielmann, I., Breil, S. M., </w:t>
-      </w:r>
-      <w:proofErr w:type="spellStart"/>
-      <w:r>
-        <w:rPr>
-          <w:rFonts w:ascii="Bell MT" w:hAnsi="Bell MT" w:cs="Segoe UI"/>
-          <w:lang w:val="de-DE"/>
-        </w:rPr>
-        <w:t>Geukes</w:t>
-      </w:r>
-      <w:proofErr w:type="spellEnd"/>
-      <w:r>
-        <w:rPr>
-          <w:rFonts w:ascii="Bell MT" w:hAnsi="Bell MT" w:cs="Segoe UI"/>
-          <w:lang w:val="de-DE"/>
-        </w:rPr>
-        <w:t xml:space="preserve">, K., Krause, S., </w:t>
+        <w:t xml:space="preserve"> Thielmann, I., Breil, S. M., Geukes, K., Krause, S., </w:t>
       </w:r>
       <w:proofErr w:type="spellStart"/>
       <w:r>
@@ -7097,23 +6975,7 @@
           <w:rFonts w:ascii="Bell MT" w:hAnsi="Bell MT" w:cstheme="minorBidi"/>
           <w:color w:val="auto"/>
         </w:rPr>
-        <w:t xml:space="preserve">., Nestler, S, </w:t>
-      </w:r>
-      <w:proofErr w:type="spellStart"/>
-      <w:r>
-        <w:rPr>
-          <w:rFonts w:ascii="Bell MT" w:hAnsi="Bell MT" w:cstheme="minorBidi"/>
-          <w:color w:val="auto"/>
-        </w:rPr>
-        <w:t>Geukes</w:t>
-      </w:r>
-      <w:proofErr w:type="spellEnd"/>
-      <w:r>
-        <w:rPr>
-          <w:rFonts w:ascii="Bell MT" w:hAnsi="Bell MT" w:cstheme="minorBidi"/>
-          <w:color w:val="auto"/>
-        </w:rPr>
-        <w:t xml:space="preserve">, K., Back, M. D., &amp; Dufner, M. (2019). Can other-derogation be beneficial? Seeing others as low in agency can lead to an agentic reputation in newly formed face-to-face groups. </w:t>
+        <w:t xml:space="preserve">., Nestler, S, Geukes, K., Back, M. D., &amp; Dufner, M. (2019). Can other-derogation be beneficial? Seeing others as low in agency can lead to an agentic reputation in newly formed face-to-face groups. </w:t>
       </w:r>
       <w:r>
         <w:rPr>
@@ -7173,7 +7035,6 @@
           <w:sz w:val="24"/>
           <w:szCs w:val="24"/>
         </w:rPr>
-        <w:lastRenderedPageBreak/>
         <w:t>Conference Talks</w:t>
       </w:r>
       <w:r>
@@ -7580,27 +7441,7 @@
           <w:szCs w:val="24"/>
           <w:lang w:val="de-DE"/>
         </w:rPr>
-        <w:t xml:space="preserve">Rau, R., Carlson, E. N., Dufner, M., </w:t>
-      </w:r>
-      <w:proofErr w:type="spellStart"/>
-      <w:r>
-        <w:rPr>
-          <w:rFonts w:ascii="Bell MT" w:hAnsi="Bell MT"/>
-          <w:sz w:val="24"/>
-          <w:szCs w:val="24"/>
-          <w:lang w:val="de-DE"/>
-        </w:rPr>
-        <w:t>Geukes</w:t>
-      </w:r>
-      <w:proofErr w:type="spellEnd"/>
-      <w:r>
-        <w:rPr>
-          <w:rFonts w:ascii="Bell MT" w:hAnsi="Bell MT"/>
-          <w:sz w:val="24"/>
-          <w:szCs w:val="24"/>
-          <w:lang w:val="de-DE"/>
-        </w:rPr>
-        <w:t xml:space="preserve">, K., Kraft, L., Krause, S., . . . </w:t>
+        <w:t xml:space="preserve">Rau, R., Carlson, E. N., Dufner, M., Geukes, K., Kraft, L., Krause, S., . . . </w:t>
       </w:r>
       <w:r>
         <w:rPr>
@@ -7723,27 +7564,7 @@
           <w:szCs w:val="24"/>
           <w:lang w:val="de-DE"/>
         </w:rPr>
-        <w:t xml:space="preserve">Rau, R., Carlson, E. N., Dufner, M., </w:t>
-      </w:r>
-      <w:proofErr w:type="spellStart"/>
-      <w:r>
-        <w:rPr>
-          <w:rFonts w:ascii="Bell MT" w:hAnsi="Bell MT"/>
-          <w:sz w:val="24"/>
-          <w:szCs w:val="24"/>
-          <w:lang w:val="de-DE"/>
-        </w:rPr>
-        <w:t>Geukes</w:t>
-      </w:r>
-      <w:proofErr w:type="spellEnd"/>
-      <w:r>
-        <w:rPr>
-          <w:rFonts w:ascii="Bell MT" w:hAnsi="Bell MT"/>
-          <w:sz w:val="24"/>
-          <w:szCs w:val="24"/>
-          <w:lang w:val="de-DE"/>
-        </w:rPr>
-        <w:t xml:space="preserve">, K., Kraft, L., Krause, S., . . . </w:t>
+        <w:t xml:space="preserve">Rau, R., Carlson, E. N., Dufner, M., Geukes, K., Kraft, L., Krause, S., . . . </w:t>
       </w:r>
       <w:r>
         <w:rPr>
@@ -7992,27 +7813,7 @@
           <w:szCs w:val="24"/>
           <w:lang w:val="de-DE"/>
         </w:rPr>
-        <w:t xml:space="preserve">Rau, R., Nestler, S, </w:t>
-      </w:r>
-      <w:proofErr w:type="spellStart"/>
-      <w:r>
-        <w:rPr>
-          <w:rFonts w:ascii="Bell MT" w:hAnsi="Bell MT"/>
-          <w:sz w:val="24"/>
-          <w:szCs w:val="24"/>
-          <w:lang w:val="de-DE"/>
-        </w:rPr>
-        <w:t>Geukes</w:t>
-      </w:r>
-      <w:proofErr w:type="spellEnd"/>
-      <w:r>
-        <w:rPr>
-          <w:rFonts w:ascii="Bell MT" w:hAnsi="Bell MT"/>
-          <w:sz w:val="24"/>
-          <w:szCs w:val="24"/>
-          <w:lang w:val="de-DE"/>
-        </w:rPr>
-        <w:t xml:space="preserve">, K., Back, M. D., &amp; Dufner, M. (2019). </w:t>
+        <w:t xml:space="preserve">Rau, R., Nestler, S, Geukes, K., Back, M. D., &amp; Dufner, M. (2019). </w:t>
       </w:r>
       <w:r>
         <w:rPr>
@@ -8619,7 +8420,19 @@
           <w:szCs w:val="24"/>
           <w:lang w:val="de-DE"/>
         </w:rPr>
-        <w:t>Was bedeuten individuelle Beurteilungstendenzen beim Kennenlernen: Generealisierte Stereotype oder situationsspezifische Erwartungen über „die Anderen“?</w:t>
+        <w:t xml:space="preserve">Was bedeuten individuelle Beurteilungstendenzen beim Kennenlernen: Generealisierte Stereotype oder </w:t>
+      </w:r>
+      <w:r>
+        <w:rPr>
+          <w:rFonts w:ascii="Bell MT" w:hAnsi="Bell MT"/>
+          <w:i/>
+          <w:iCs/>
+          <w:sz w:val="24"/>
+          <w:szCs w:val="24"/>
+          <w:lang w:val="de-DE"/>
+        </w:rPr>
+        <w:lastRenderedPageBreak/>
+        <w:t>situationsspezifische Erwartungen über „die Anderen“?</w:t>
       </w:r>
       <w:r>
         <w:rPr>
@@ -8659,28 +8472,7 @@
           <w:szCs w:val="24"/>
           <w:lang w:val="de-DE"/>
         </w:rPr>
-        <w:lastRenderedPageBreak/>
-        <w:t xml:space="preserve">Rau R., Dufner, M., </w:t>
-      </w:r>
-      <w:proofErr w:type="spellStart"/>
-      <w:r>
-        <w:rPr>
-          <w:rFonts w:ascii="Bell MT" w:hAnsi="Bell MT"/>
-          <w:sz w:val="24"/>
-          <w:szCs w:val="24"/>
-          <w:lang w:val="de-DE"/>
-        </w:rPr>
-        <w:t>Geukes</w:t>
-      </w:r>
-      <w:proofErr w:type="spellEnd"/>
-      <w:r>
-        <w:rPr>
-          <w:rFonts w:ascii="Bell MT" w:hAnsi="Bell MT"/>
-          <w:sz w:val="24"/>
-          <w:szCs w:val="24"/>
-          <w:lang w:val="de-DE"/>
-        </w:rPr>
-        <w:t xml:space="preserve">, K., Back, M. D., &amp; Nestler, S. (2018). </w:t>
+        <w:t xml:space="preserve">Rau R., Dufner, M., Geukes, K., Back, M. D., &amp; Nestler, S. (2018). </w:t>
       </w:r>
       <w:r>
         <w:rPr>
@@ -9010,27 +8802,7 @@
           <w:szCs w:val="24"/>
           <w:lang w:val="de-DE"/>
         </w:rPr>
-        <w:t xml:space="preserve"> R., Dufner, M., </w:t>
-      </w:r>
-      <w:proofErr w:type="spellStart"/>
-      <w:r>
-        <w:rPr>
-          <w:rFonts w:ascii="Bell MT" w:hAnsi="Bell MT"/>
-          <w:sz w:val="24"/>
-          <w:szCs w:val="24"/>
-          <w:lang w:val="de-DE"/>
-        </w:rPr>
-        <w:t>Geukes</w:t>
-      </w:r>
-      <w:proofErr w:type="spellEnd"/>
-      <w:r>
-        <w:rPr>
-          <w:rFonts w:ascii="Bell MT" w:hAnsi="Bell MT"/>
-          <w:sz w:val="24"/>
-          <w:szCs w:val="24"/>
-          <w:lang w:val="de-DE"/>
-        </w:rPr>
-        <w:t xml:space="preserve">, K., Back, M. D., &amp; Nestler, S. (2017). </w:t>
+        <w:t xml:space="preserve"> R., Dufner, M., Geukes, K., Back, M. D., &amp; Nestler, S. (2017). </w:t>
       </w:r>
       <w:r>
         <w:rPr>

--- a/files/cv_rrau.docx
+++ b/files/cv_rrau.docx
@@ -4791,7 +4791,25 @@
           <w:sz w:val="24"/>
           <w:szCs w:val="24"/>
         </w:rPr>
-        <w:t xml:space="preserve">Thielmann, I., Back, M. D., Bleidorn, W., Bukowski, H., Carlson, E. N., Dufner, M., Hofer, G., Hofmann, W., Hopwood, C. J., Human, L. J., Jordan, C. H., Langdon, J., Krueger, J. I., Rau, R., Smillie, L. D., Strohminger, N., Sun, J., Vazire, S., Burghart, M., Casali, N., &amp; Seidl, A. (in </w:t>
+        <w:t xml:space="preserve">Thielmann, I., Back, M. D., Bleidorn, W., Bukowski, H., Carlson, E. N., Dufner, M., Hofer, G., Hofmann, W., Hopwood, C. J., Human, L. J., Jordan, C. H., Langdon, J., Krueger, J. I., </w:t>
+      </w:r>
+      <w:r>
+        <w:rPr>
+          <w:rFonts w:ascii="Bell MT" w:hAnsi="Bell MT"/>
+          <w:b/>
+          <w:bCs/>
+          <w:sz w:val="24"/>
+          <w:szCs w:val="24"/>
+        </w:rPr>
+        <w:t>Rau, R.</w:t>
+      </w:r>
+      <w:r>
+        <w:rPr>
+          <w:rFonts w:ascii="Bell MT" w:hAnsi="Bell MT"/>
+          <w:sz w:val="24"/>
+          <w:szCs w:val="24"/>
+        </w:rPr>
+        <w:t xml:space="preserve">, Smillie, L. D., Strohminger, N., Sun, J., Vazire, S., Burghart, M., Casali, N., &amp; Seidl, A. (in </w:t>
       </w:r>
       <w:r>
         <w:rPr>
@@ -4828,7 +4846,6 @@
           <w:rFonts w:ascii="Bell MT" w:hAnsi="Bell MT"/>
           <w:sz w:val="24"/>
           <w:szCs w:val="24"/>
-          <w:lang w:val="de-DE"/>
         </w:rPr>
         <w:t xml:space="preserve">Bleckmann, E., </w:t>
       </w:r>
@@ -4839,7 +4856,6 @@
           <w:bCs/>
           <w:sz w:val="24"/>
           <w:szCs w:val="24"/>
-          <w:lang w:val="de-DE"/>
         </w:rPr>
         <w:t>Rau, R.,</w:t>
       </w:r>
@@ -4848,9 +4864,26 @@
           <w:rFonts w:ascii="Bell MT" w:hAnsi="Bell MT"/>
           <w:sz w:val="24"/>
           <w:szCs w:val="24"/>
-          <w:lang w:val="de-DE"/>
-        </w:rPr>
-        <w:t xml:space="preserve"> Lüdtke, O., &amp; Wagner, J. (in press). </w:t>
+        </w:rPr>
+        <w:t xml:space="preserve"> </w:t>
+      </w:r>
+      <w:proofErr w:type="spellStart"/>
+      <w:r>
+        <w:rPr>
+          <w:rFonts w:ascii="Bell MT" w:hAnsi="Bell MT"/>
+          <w:sz w:val="24"/>
+          <w:szCs w:val="24"/>
+        </w:rPr>
+        <w:t>Lüdtke</w:t>
+      </w:r>
+      <w:proofErr w:type="spellEnd"/>
+      <w:r>
+        <w:rPr>
+          <w:rFonts w:ascii="Bell MT" w:hAnsi="Bell MT"/>
+          <w:sz w:val="24"/>
+          <w:szCs w:val="24"/>
+        </w:rPr>
+        <w:t xml:space="preserve">, O., &amp; Wagner, J. (in press). </w:t>
       </w:r>
       <w:r>
         <w:rPr>
@@ -4912,6 +4945,7 @@
           <w:bCs/>
           <w:sz w:val="24"/>
           <w:szCs w:val="24"/>
+          <w:lang w:val="de-DE"/>
         </w:rPr>
         <w:t>Rau, R.,</w:t>
       </w:r>
@@ -4920,6 +4954,7 @@
           <w:rFonts w:ascii="Bell MT" w:hAnsi="Bell MT"/>
           <w:sz w:val="24"/>
           <w:szCs w:val="24"/>
+          <w:lang w:val="de-DE"/>
         </w:rPr>
         <w:t xml:space="preserve"> Weiner, L., &amp; Vogel, L. (2026). </w:t>
       </w:r>
@@ -4973,7 +5008,6 @@
           <w:rFonts w:ascii="Bell MT" w:hAnsi="Bell MT"/>
           <w:sz w:val="24"/>
           <w:szCs w:val="24"/>
-          <w:lang w:val="de-DE"/>
         </w:rPr>
         <w:t xml:space="preserve">Dufner, M., Grapsas, S., &amp; </w:t>
       </w:r>
@@ -4984,7 +5018,6 @@
           <w:bCs/>
           <w:sz w:val="24"/>
           <w:szCs w:val="24"/>
-          <w:lang w:val="de-DE"/>
         </w:rPr>
         <w:t>Rau, R.</w:t>
       </w:r>
@@ -4993,7 +5026,6 @@
           <w:rFonts w:ascii="Bell MT" w:hAnsi="Bell MT"/>
           <w:sz w:val="24"/>
           <w:szCs w:val="24"/>
-          <w:lang w:val="de-DE"/>
         </w:rPr>
         <w:t xml:space="preserve"> (</w:t>
       </w:r>
@@ -5002,7 +5034,6 @@
           <w:rFonts w:ascii="Bell MT" w:hAnsi="Bell MT"/>
           <w:sz w:val="24"/>
           <w:szCs w:val="24"/>
-          <w:lang w:val="de-DE"/>
         </w:rPr>
         <w:t>2025</w:t>
       </w:r>
@@ -5011,7 +5042,6 @@
           <w:rFonts w:ascii="Bell MT" w:hAnsi="Bell MT"/>
           <w:sz w:val="24"/>
           <w:szCs w:val="24"/>
-          <w:lang w:val="de-DE"/>
         </w:rPr>
         <w:t xml:space="preserve">). </w:t>
       </w:r>

--- a/files/cv_rrau.docx
+++ b/files/cv_rrau.docx
@@ -89,7 +89,7 @@
           <w:sz w:val="24"/>
           <w:szCs w:val="20"/>
         </w:rPr>
-        <w:t>March 26</w:t>
+        <w:t>April 26</w:t>
       </w:r>
       <w:r>
         <w:rPr>
@@ -4774,25 +4774,14 @@
     </w:p>
     <w:p>
       <w:pPr>
-        <w:spacing w:after="240" w:line="240" w:lineRule="auto"/>
+        <w:spacing w:after="0" w:line="240" w:lineRule="auto"/>
         <w:ind w:left="397" w:hanging="397"/>
         <w:rPr>
           <w:rFonts w:ascii="Bell MT" w:hAnsi="Bell MT"/>
-          <w:i/>
-          <w:iCs/>
-          <w:sz w:val="24"/>
-          <w:szCs w:val="24"/>
-        </w:rPr>
-      </w:pPr>
-      <w:bookmarkStart w:id="0" w:name="_Hlk200608612"/>
-      <w:r>
-        <w:rPr>
-          <w:rFonts w:ascii="Bell MT" w:hAnsi="Bell MT"/>
-          <w:sz w:val="24"/>
-          <w:szCs w:val="24"/>
-        </w:rPr>
-        <w:t xml:space="preserve">Thielmann, I., Back, M. D., Bleidorn, W., Bukowski, H., Carlson, E. N., Dufner, M., Hofer, G., Hofmann, W., Hopwood, C. J., Human, L. J., Jordan, C. H., Langdon, J., Krueger, J. I., </w:t>
-      </w:r>
+          <w:sz w:val="24"/>
+          <w:szCs w:val="24"/>
+        </w:rPr>
+      </w:pPr>
       <w:r>
         <w:rPr>
           <w:rFonts w:ascii="Bell MT" w:hAnsi="Bell MT"/>
@@ -4809,344 +4798,63 @@
           <w:sz w:val="24"/>
           <w:szCs w:val="24"/>
         </w:rPr>
-        <w:t xml:space="preserve">, Smillie, L. D., Strohminger, N., Sun, J., Vazire, S., Burghart, M., Casali, N., &amp; Seidl, A. (in </w:t>
-      </w:r>
-      <w:r>
-        <w:rPr>
-          <w:rFonts w:ascii="Bell MT" w:hAnsi="Bell MT"/>
+        <w:t xml:space="preserve">*, Hönig, L.*, Back, M. D., &amp; Grosz, M. P. (in press). </w:t>
+      </w:r>
+      <w:r>
+        <w:rPr>
+          <w:rFonts w:ascii="Bell MT" w:hAnsi="Bell MT"/>
+          <w:sz w:val="24"/>
+          <w:szCs w:val="24"/>
+        </w:rPr>
+        <w:t>Receiving applause "from the right": Punishing freeriders is socially rewarded by those high in right-wing authoritarianism</w:t>
+      </w:r>
+      <w:r>
+        <w:rPr>
+          <w:rFonts w:ascii="Bell MT" w:hAnsi="Bell MT"/>
+          <w:sz w:val="24"/>
+          <w:szCs w:val="24"/>
+        </w:rPr>
+        <w:t xml:space="preserve">. </w:t>
+      </w:r>
+      <w:r>
+        <w:rPr>
+          <w:rFonts w:ascii="Bell MT" w:hAnsi="Bell MT"/>
+          <w:i/>
+          <w:iCs/>
           <w:sz w:val="24"/>
           <w:szCs w:val="24"/>
         </w:rPr>
         <w:lastRenderedPageBreak/>
-        <w:t xml:space="preserve">press). A consensus statement on self-knowledge conceptualization, measurement, outcomes, and changeability. </w:t>
-      </w:r>
-      <w:r>
-        <w:rPr>
-          <w:rFonts w:ascii="Bell MT" w:hAnsi="Bell MT"/>
-          <w:i/>
-          <w:iCs/>
-          <w:sz w:val="24"/>
-          <w:szCs w:val="24"/>
-        </w:rPr>
-        <w:t>Nature Reviews Psychology.</w:t>
-      </w:r>
-    </w:p>
-    <w:p>
-      <w:pPr>
-        <w:spacing w:after="240" w:line="240" w:lineRule="auto"/>
-        <w:ind w:left="397" w:hanging="397"/>
-        <w:rPr>
-          <w:rFonts w:ascii="Bell MT" w:hAnsi="Bell MT"/>
-          <w:sz w:val="24"/>
-          <w:szCs w:val="24"/>
-        </w:rPr>
-      </w:pPr>
-      <w:r>
-        <w:rPr>
-          <w:rFonts w:ascii="Bell MT" w:hAnsi="Bell MT"/>
-          <w:sz w:val="24"/>
-          <w:szCs w:val="24"/>
-        </w:rPr>
-        <w:t xml:space="preserve">Bleckmann, E., </w:t>
-      </w:r>
-      <w:r>
-        <w:rPr>
-          <w:rFonts w:ascii="Bell MT" w:hAnsi="Bell MT"/>
-          <w:b/>
-          <w:bCs/>
-          <w:sz w:val="24"/>
-          <w:szCs w:val="24"/>
-        </w:rPr>
-        <w:t>Rau, R.,</w:t>
-      </w:r>
-      <w:r>
-        <w:rPr>
-          <w:rFonts w:ascii="Bell MT" w:hAnsi="Bell MT"/>
+        <w:t>Personality and Social Psychology Bulletin.</w:t>
+      </w:r>
+      <w:r>
+        <w:rPr>
+          <w:rFonts w:ascii="Bell MT" w:hAnsi="Bell MT"/>
+          <w:i/>
+          <w:iCs/>
           <w:sz w:val="24"/>
           <w:szCs w:val="24"/>
         </w:rPr>
         <w:t xml:space="preserve"> </w:t>
       </w:r>
-      <w:proofErr w:type="spellStart"/>
-      <w:r>
-        <w:rPr>
-          <w:rFonts w:ascii="Bell MT" w:hAnsi="Bell MT"/>
-          <w:sz w:val="24"/>
-          <w:szCs w:val="24"/>
-        </w:rPr>
-        <w:t>Lüdtke</w:t>
-      </w:r>
-      <w:proofErr w:type="spellEnd"/>
-      <w:r>
-        <w:rPr>
-          <w:rFonts w:ascii="Bell MT" w:hAnsi="Bell MT"/>
-          <w:sz w:val="24"/>
-          <w:szCs w:val="24"/>
-        </w:rPr>
-        <w:t xml:space="preserve">, O., &amp; Wagner, J. (in press). </w:t>
-      </w:r>
-      <w:r>
-        <w:rPr>
-          <w:rFonts w:ascii="Bell MT" w:hAnsi="Bell MT"/>
-          <w:sz w:val="24"/>
-          <w:szCs w:val="24"/>
-        </w:rPr>
-        <w:t>How Group Personality Composition Affects Person and Group Outcomes: An Integrative Analysis Using the Group-Actor-Partner-Interdependence Model</w:t>
-      </w:r>
-      <w:r>
-        <w:rPr>
-          <w:rFonts w:ascii="Bell MT" w:hAnsi="Bell MT"/>
-          <w:sz w:val="24"/>
-          <w:szCs w:val="24"/>
-        </w:rPr>
-        <w:t xml:space="preserve">. </w:t>
-      </w:r>
-      <w:r>
-        <w:rPr>
-          <w:rFonts w:ascii="Bell MT" w:hAnsi="Bell MT"/>
-          <w:i/>
-          <w:iCs/>
-          <w:sz w:val="24"/>
-          <w:szCs w:val="24"/>
-        </w:rPr>
-        <w:t>Journal of Personality and Social Psychology.</w:t>
-      </w:r>
-      <w:r>
-        <w:rPr>
-          <w:rFonts w:ascii="Bell MT" w:hAnsi="Bell MT"/>
-          <w:sz w:val="24"/>
-          <w:szCs w:val="24"/>
-        </w:rPr>
-        <w:t xml:space="preserve"> Retrieved from </w:t>
-      </w:r>
-      <w:r>
-        <w:rPr>
-          <w:rFonts w:ascii="Bell MT" w:hAnsi="Bell MT"/>
-          <w:sz w:val="24"/>
-          <w:szCs w:val="24"/>
-        </w:rPr>
-        <w:t>https://osf.io/fhcp4</w:t>
-      </w:r>
-    </w:p>
-    <w:p>
-      <w:pPr>
-        <w:spacing w:after="240" w:line="240" w:lineRule="auto"/>
-        <w:ind w:left="397" w:hanging="397"/>
-        <w:rPr>
-          <w:rFonts w:ascii="Bell MT" w:hAnsi="Bell MT"/>
-          <w:sz w:val="24"/>
-          <w:szCs w:val="24"/>
-        </w:rPr>
-      </w:pPr>
-      <w:r>
-        <w:rPr>
-          <w:rFonts w:ascii="Bell MT" w:hAnsi="Bell MT"/>
-          <w:b/>
-          <w:bCs/>
-          <w:sz w:val="24"/>
-          <w:szCs w:val="24"/>
-          <w:lang w:val="de-DE"/>
-        </w:rPr>
-        <w:t>Rau, R.,</w:t>
-      </w:r>
-      <w:r>
-        <w:rPr>
-          <w:rFonts w:ascii="Bell MT" w:hAnsi="Bell MT"/>
-          <w:sz w:val="24"/>
-          <w:szCs w:val="24"/>
-          <w:lang w:val="de-DE"/>
-        </w:rPr>
-        <w:t xml:space="preserve"> Weiner, L., &amp; Vogel, L. (2026). </w:t>
-      </w:r>
-      <w:r>
-        <w:rPr>
-          <w:rFonts w:ascii="Bell MT" w:hAnsi="Bell MT"/>
-          <w:sz w:val="24"/>
-          <w:szCs w:val="24"/>
-        </w:rPr>
-        <w:t>Perceiver Positivity Differences Originate in Early-Stage Impression Formation: Evidence from a Recognition Task</w:t>
-      </w:r>
-      <w:r>
-        <w:rPr>
-          <w:rFonts w:ascii="Bell MT" w:hAnsi="Bell MT"/>
-          <w:sz w:val="24"/>
-          <w:szCs w:val="24"/>
-        </w:rPr>
-        <w:t xml:space="preserve">. </w:t>
-      </w:r>
-      <w:r>
-        <w:rPr>
-          <w:rFonts w:ascii="Bell MT" w:hAnsi="Bell MT"/>
-          <w:i/>
-          <w:iCs/>
-          <w:sz w:val="24"/>
-          <w:szCs w:val="24"/>
-        </w:rPr>
-        <w:t xml:space="preserve">Personality and Social Psychology Bulletin. </w:t>
-      </w:r>
-      <w:r>
-        <w:rPr>
-          <w:rFonts w:ascii="Bell MT" w:hAnsi="Bell MT"/>
-          <w:sz w:val="24"/>
-          <w:szCs w:val="24"/>
-        </w:rPr>
-        <w:t>https://doi.org/10.1177/01461672261424543</w:t>
-      </w:r>
-    </w:p>
-    <w:p>
-      <w:pPr>
-        <w:spacing w:after="240" w:line="240" w:lineRule="auto"/>
-        <w:ind w:left="397" w:hanging="397"/>
-        <w:rPr>
-          <w:rFonts w:ascii="Bell MT" w:hAnsi="Bell MT"/>
-          <w:sz w:val="24"/>
-          <w:szCs w:val="24"/>
-        </w:rPr>
-      </w:pPr>
-      <w:r>
-        <w:rPr>
-          <w:rFonts w:ascii="Bell MT" w:hAnsi="Bell MT"/>
-          <w:sz w:val="24"/>
-          <w:szCs w:val="24"/>
-        </w:rPr>
-        <w:t xml:space="preserve">Dufner, M., Grapsas, S., &amp; </w:t>
-      </w:r>
-      <w:r>
-        <w:rPr>
-          <w:rFonts w:ascii="Bell MT" w:hAnsi="Bell MT"/>
-          <w:b/>
-          <w:bCs/>
-          <w:sz w:val="24"/>
-          <w:szCs w:val="24"/>
-        </w:rPr>
-        <w:t>Rau, R.</w:t>
-      </w:r>
-      <w:r>
-        <w:rPr>
-          <w:rFonts w:ascii="Bell MT" w:hAnsi="Bell MT"/>
-          <w:sz w:val="24"/>
-          <w:szCs w:val="24"/>
-        </w:rPr>
-        <w:t xml:space="preserve"> (</w:t>
-      </w:r>
-      <w:r>
-        <w:rPr>
-          <w:rFonts w:ascii="Bell MT" w:hAnsi="Bell MT"/>
-          <w:sz w:val="24"/>
-          <w:szCs w:val="24"/>
-        </w:rPr>
-        <w:t>2025</w:t>
-      </w:r>
-      <w:r>
-        <w:rPr>
-          <w:rFonts w:ascii="Bell MT" w:hAnsi="Bell MT"/>
-          <w:sz w:val="24"/>
-          <w:szCs w:val="24"/>
-        </w:rPr>
-        <w:t xml:space="preserve">). </w:t>
-      </w:r>
-      <w:r>
-        <w:rPr>
-          <w:rFonts w:ascii="Bell MT" w:hAnsi="Bell MT"/>
-          <w:sz w:val="24"/>
-          <w:szCs w:val="24"/>
-        </w:rPr>
-        <w:t xml:space="preserve">Behavioral and valuation contingency: Why the same dispositions lead to different social evaluations across contexts. </w:t>
-      </w:r>
-      <w:r>
-        <w:rPr>
-          <w:rFonts w:ascii="Bell MT" w:hAnsi="Bell MT"/>
-          <w:i/>
-          <w:iCs/>
-          <w:sz w:val="24"/>
-          <w:szCs w:val="24"/>
-        </w:rPr>
-        <w:t>Social Psychological and Personality Science</w:t>
-      </w:r>
-      <w:r>
-        <w:rPr>
-          <w:rFonts w:ascii="Bell MT" w:hAnsi="Bell MT"/>
-          <w:i/>
-          <w:iCs/>
-          <w:sz w:val="24"/>
-          <w:szCs w:val="24"/>
-        </w:rPr>
-        <w:t xml:space="preserve">, </w:t>
-      </w:r>
-      <w:r>
-        <w:rPr>
-          <w:rFonts w:ascii="Bell MT" w:hAnsi="Bell MT"/>
-          <w:sz w:val="24"/>
-          <w:szCs w:val="24"/>
-        </w:rPr>
-        <w:t>19485506251356006</w:t>
-      </w:r>
-      <w:r>
-        <w:rPr>
-          <w:rFonts w:ascii="Bell MT" w:hAnsi="Bell MT"/>
-          <w:sz w:val="24"/>
-          <w:szCs w:val="24"/>
-        </w:rPr>
-        <w:t xml:space="preserve">. </w:t>
-      </w:r>
-      <w:r>
-        <w:rPr>
-          <w:rFonts w:ascii="Bell MT" w:hAnsi="Bell MT"/>
-          <w:sz w:val="24"/>
-          <w:szCs w:val="24"/>
-        </w:rPr>
-        <w:t>https://doi.org/10.1177/19485506251356006</w:t>
-      </w:r>
-    </w:p>
-    <w:p>
-      <w:pPr>
-        <w:pStyle w:val="Default"/>
-        <w:ind w:left="425" w:hanging="425"/>
-        <w:rPr>
-          <w:rFonts w:ascii="Bell MT" w:eastAsia="Bell MT" w:hAnsi="Bell MT" w:cs="Bell MT"/>
-          <w:color w:val="auto"/>
-        </w:rPr>
-      </w:pPr>
-      <w:bookmarkStart w:id="1" w:name="_Hlk200608690"/>
-      <w:bookmarkEnd w:id="0"/>
-      <w:r>
-        <w:rPr>
-          <w:rFonts w:ascii="Bell MT" w:eastAsia="Bell MT" w:hAnsi="Bell MT" w:cs="Bell MT"/>
-          <w:b/>
-          <w:bCs/>
-          <w:color w:val="auto"/>
-        </w:rPr>
-        <w:t>Rau, R.*,</w:t>
-      </w:r>
-      <w:r>
-        <w:rPr>
-          <w:rFonts w:ascii="Bell MT" w:eastAsia="Bell MT" w:hAnsi="Bell MT" w:cs="Bell MT"/>
-          <w:color w:val="auto"/>
-        </w:rPr>
-        <w:t xml:space="preserve"> Schömann, L. M.*, &amp; Grosz, M. P. (2025). </w:t>
-      </w:r>
-      <w:r>
-        <w:rPr>
-          <w:rFonts w:ascii="Bell MT" w:eastAsia="Bell MT" w:hAnsi="Bell MT" w:cs="Bell MT"/>
-          <w:color w:val="auto"/>
-        </w:rPr>
-        <w:t xml:space="preserve">People “fake-good” on personality self-reports more strongly in a job context than in a dating context. </w:t>
-      </w:r>
-      <w:r>
-        <w:rPr>
-          <w:rFonts w:ascii="Bell MT" w:eastAsia="Bell MT" w:hAnsi="Bell MT" w:cs="Bell MT"/>
-          <w:i/>
-          <w:iCs/>
-          <w:color w:val="auto"/>
-        </w:rPr>
-        <w:t>Journal of Research in Personality, 116,</w:t>
-      </w:r>
-      <w:r>
-        <w:rPr>
-          <w:rFonts w:ascii="Bell MT" w:eastAsia="Bell MT" w:hAnsi="Bell MT" w:cs="Bell MT"/>
-          <w:color w:val="auto"/>
-        </w:rPr>
-        <w:t xml:space="preserve"> 104596. https://doi.org/10.1016/j.jrp.2025.104596</w:t>
+      <w:r>
+        <w:rPr>
+          <w:rFonts w:ascii="Bell MT" w:hAnsi="Bell MT"/>
+          <w:sz w:val="24"/>
+          <w:szCs w:val="24"/>
+        </w:rPr>
+        <w:t>Retrieved from https://</w:t>
+      </w:r>
+      <w:r>
+        <w:t xml:space="preserve"> </w:t>
+      </w:r>
+      <w:r>
+        <w:rPr>
+          <w:rFonts w:ascii="Bell MT" w:hAnsi="Bell MT"/>
+          <w:sz w:val="24"/>
+          <w:szCs w:val="24"/>
+        </w:rPr>
+        <w:t>https://doi.org/10.31234/osf.io/qsa7x_v1</w:t>
       </w:r>
     </w:p>
     <w:p>
@@ -5181,6 +4889,735 @@
     </w:p>
     <w:p>
       <w:pPr>
+        <w:spacing w:after="240" w:line="240" w:lineRule="auto"/>
+        <w:ind w:left="397" w:hanging="397"/>
+        <w:rPr>
+          <w:rFonts w:ascii="Bell MT" w:hAnsi="Bell MT"/>
+          <w:sz w:val="24"/>
+          <w:szCs w:val="24"/>
+        </w:rPr>
+      </w:pPr>
+      <w:bookmarkStart w:id="0" w:name="_Hlk200608612"/>
+      <w:r>
+        <w:rPr>
+          <w:rFonts w:ascii="Bell MT" w:hAnsi="Bell MT"/>
+          <w:sz w:val="24"/>
+          <w:szCs w:val="24"/>
+          <w:lang w:val="de-DE"/>
+        </w:rPr>
+        <w:t xml:space="preserve">Bleckmann, E., </w:t>
+      </w:r>
+      <w:r>
+        <w:rPr>
+          <w:rFonts w:ascii="Bell MT" w:hAnsi="Bell MT"/>
+          <w:b/>
+          <w:bCs/>
+          <w:sz w:val="24"/>
+          <w:szCs w:val="24"/>
+          <w:lang w:val="de-DE"/>
+        </w:rPr>
+        <w:t>Rau, R.,</w:t>
+      </w:r>
+      <w:r>
+        <w:rPr>
+          <w:rFonts w:ascii="Bell MT" w:hAnsi="Bell MT"/>
+          <w:sz w:val="24"/>
+          <w:szCs w:val="24"/>
+          <w:lang w:val="de-DE"/>
+        </w:rPr>
+        <w:t xml:space="preserve"> Lüdtke, O., &amp; Wagner, J. (in press). </w:t>
+      </w:r>
+      <w:r>
+        <w:rPr>
+          <w:rFonts w:ascii="Bell MT" w:hAnsi="Bell MT"/>
+          <w:sz w:val="24"/>
+          <w:szCs w:val="24"/>
+        </w:rPr>
+        <w:t xml:space="preserve">How </w:t>
+      </w:r>
+      <w:r>
+        <w:rPr>
+          <w:rFonts w:ascii="Bell MT" w:hAnsi="Bell MT"/>
+          <w:sz w:val="24"/>
+          <w:szCs w:val="24"/>
+        </w:rPr>
+        <w:t>g</w:t>
+      </w:r>
+      <w:r>
+        <w:rPr>
+          <w:rFonts w:ascii="Bell MT" w:hAnsi="Bell MT"/>
+          <w:sz w:val="24"/>
+          <w:szCs w:val="24"/>
+        </w:rPr>
+        <w:t xml:space="preserve">roup </w:t>
+      </w:r>
+      <w:r>
+        <w:rPr>
+          <w:rFonts w:ascii="Bell MT" w:hAnsi="Bell MT"/>
+          <w:sz w:val="24"/>
+          <w:szCs w:val="24"/>
+        </w:rPr>
+        <w:t>p</w:t>
+      </w:r>
+      <w:r>
+        <w:rPr>
+          <w:rFonts w:ascii="Bell MT" w:hAnsi="Bell MT"/>
+          <w:sz w:val="24"/>
+          <w:szCs w:val="24"/>
+        </w:rPr>
+        <w:t xml:space="preserve">ersonality </w:t>
+      </w:r>
+      <w:r>
+        <w:rPr>
+          <w:rFonts w:ascii="Bell MT" w:hAnsi="Bell MT"/>
+          <w:sz w:val="24"/>
+          <w:szCs w:val="24"/>
+        </w:rPr>
+        <w:t>c</w:t>
+      </w:r>
+      <w:r>
+        <w:rPr>
+          <w:rFonts w:ascii="Bell MT" w:hAnsi="Bell MT"/>
+          <w:sz w:val="24"/>
+          <w:szCs w:val="24"/>
+        </w:rPr>
+        <w:t xml:space="preserve">omposition </w:t>
+      </w:r>
+      <w:r>
+        <w:rPr>
+          <w:rFonts w:ascii="Bell MT" w:hAnsi="Bell MT"/>
+          <w:sz w:val="24"/>
+          <w:szCs w:val="24"/>
+        </w:rPr>
+        <w:t>a</w:t>
+      </w:r>
+      <w:r>
+        <w:rPr>
+          <w:rFonts w:ascii="Bell MT" w:hAnsi="Bell MT"/>
+          <w:sz w:val="24"/>
+          <w:szCs w:val="24"/>
+        </w:rPr>
+        <w:t xml:space="preserve">ffects </w:t>
+      </w:r>
+      <w:r>
+        <w:rPr>
+          <w:rFonts w:ascii="Bell MT" w:hAnsi="Bell MT"/>
+          <w:sz w:val="24"/>
+          <w:szCs w:val="24"/>
+        </w:rPr>
+        <w:t>p</w:t>
+      </w:r>
+      <w:r>
+        <w:rPr>
+          <w:rFonts w:ascii="Bell MT" w:hAnsi="Bell MT"/>
+          <w:sz w:val="24"/>
+          <w:szCs w:val="24"/>
+        </w:rPr>
+        <w:t xml:space="preserve">erson and </w:t>
+      </w:r>
+      <w:r>
+        <w:rPr>
+          <w:rFonts w:ascii="Bell MT" w:hAnsi="Bell MT"/>
+          <w:sz w:val="24"/>
+          <w:szCs w:val="24"/>
+        </w:rPr>
+        <w:t>g</w:t>
+      </w:r>
+      <w:r>
+        <w:rPr>
+          <w:rFonts w:ascii="Bell MT" w:hAnsi="Bell MT"/>
+          <w:sz w:val="24"/>
+          <w:szCs w:val="24"/>
+        </w:rPr>
+        <w:t xml:space="preserve">roup </w:t>
+      </w:r>
+      <w:r>
+        <w:rPr>
+          <w:rFonts w:ascii="Bell MT" w:hAnsi="Bell MT"/>
+          <w:sz w:val="24"/>
+          <w:szCs w:val="24"/>
+        </w:rPr>
+        <w:t>o</w:t>
+      </w:r>
+      <w:r>
+        <w:rPr>
+          <w:rFonts w:ascii="Bell MT" w:hAnsi="Bell MT"/>
+          <w:sz w:val="24"/>
+          <w:szCs w:val="24"/>
+        </w:rPr>
+        <w:t xml:space="preserve">utcomes: An </w:t>
+      </w:r>
+      <w:r>
+        <w:rPr>
+          <w:rFonts w:ascii="Bell MT" w:hAnsi="Bell MT"/>
+          <w:sz w:val="24"/>
+          <w:szCs w:val="24"/>
+        </w:rPr>
+        <w:t>i</w:t>
+      </w:r>
+      <w:r>
+        <w:rPr>
+          <w:rFonts w:ascii="Bell MT" w:hAnsi="Bell MT"/>
+          <w:sz w:val="24"/>
+          <w:szCs w:val="24"/>
+        </w:rPr>
+        <w:t xml:space="preserve">ntegrative </w:t>
+      </w:r>
+      <w:r>
+        <w:rPr>
+          <w:rFonts w:ascii="Bell MT" w:hAnsi="Bell MT"/>
+          <w:sz w:val="24"/>
+          <w:szCs w:val="24"/>
+        </w:rPr>
+        <w:t>a</w:t>
+      </w:r>
+      <w:r>
+        <w:rPr>
+          <w:rFonts w:ascii="Bell MT" w:hAnsi="Bell MT"/>
+          <w:sz w:val="24"/>
+          <w:szCs w:val="24"/>
+        </w:rPr>
+        <w:t xml:space="preserve">nalysis </w:t>
+      </w:r>
+      <w:r>
+        <w:rPr>
+          <w:rFonts w:ascii="Bell MT" w:hAnsi="Bell MT"/>
+          <w:sz w:val="24"/>
+          <w:szCs w:val="24"/>
+        </w:rPr>
+        <w:t>u</w:t>
+      </w:r>
+      <w:r>
+        <w:rPr>
+          <w:rFonts w:ascii="Bell MT" w:hAnsi="Bell MT"/>
+          <w:sz w:val="24"/>
+          <w:szCs w:val="24"/>
+        </w:rPr>
+        <w:t>sing the Group-Actor-Partner-Interdependence Model</w:t>
+      </w:r>
+      <w:r>
+        <w:rPr>
+          <w:rFonts w:ascii="Bell MT" w:hAnsi="Bell MT"/>
+          <w:sz w:val="24"/>
+          <w:szCs w:val="24"/>
+        </w:rPr>
+        <w:t xml:space="preserve">. </w:t>
+      </w:r>
+      <w:r>
+        <w:rPr>
+          <w:rFonts w:ascii="Bell MT" w:hAnsi="Bell MT"/>
+          <w:i/>
+          <w:iCs/>
+          <w:sz w:val="24"/>
+          <w:szCs w:val="24"/>
+        </w:rPr>
+        <w:t>Journal of Personality and Social Psychology.</w:t>
+      </w:r>
+      <w:r>
+        <w:rPr>
+          <w:rFonts w:ascii="Bell MT" w:hAnsi="Bell MT"/>
+          <w:sz w:val="24"/>
+          <w:szCs w:val="24"/>
+        </w:rPr>
+        <w:t xml:space="preserve"> Retrieved from </w:t>
+      </w:r>
+      <w:r>
+        <w:rPr>
+          <w:rFonts w:ascii="Bell MT" w:hAnsi="Bell MT"/>
+          <w:sz w:val="24"/>
+          <w:szCs w:val="24"/>
+        </w:rPr>
+        <w:t>https://osf.io/fhcp4</w:t>
+      </w:r>
+    </w:p>
+    <w:p>
+      <w:pPr>
+        <w:spacing w:after="240" w:line="240" w:lineRule="auto"/>
+        <w:ind w:left="397" w:hanging="397"/>
+        <w:rPr>
+          <w:rFonts w:ascii="Bell MT" w:hAnsi="Bell MT"/>
+          <w:i/>
+          <w:iCs/>
+          <w:sz w:val="24"/>
+          <w:szCs w:val="24"/>
+        </w:rPr>
+      </w:pPr>
+      <w:r>
+        <w:rPr>
+          <w:rFonts w:ascii="Bell MT" w:hAnsi="Bell MT"/>
+          <w:sz w:val="24"/>
+          <w:szCs w:val="24"/>
+        </w:rPr>
+        <w:t xml:space="preserve">Thielmann, I., Back, M. D., Bleidorn, W., Bukowski, H., Carlson, E. N., Dufner, M., Hofer, G., Hofmann, W., Hopwood, C. J., Human, L. J., Jordan, C. H., Langdon, J., Krueger, J. I., </w:t>
+      </w:r>
+      <w:r>
+        <w:rPr>
+          <w:rFonts w:ascii="Bell MT" w:hAnsi="Bell MT"/>
+          <w:b/>
+          <w:bCs/>
+          <w:sz w:val="24"/>
+          <w:szCs w:val="24"/>
+        </w:rPr>
+        <w:t>Rau, R.</w:t>
+      </w:r>
+      <w:r>
+        <w:rPr>
+          <w:rFonts w:ascii="Bell MT" w:hAnsi="Bell MT"/>
+          <w:sz w:val="24"/>
+          <w:szCs w:val="24"/>
+        </w:rPr>
+        <w:t>, Smillie, L. D., Strohminger, N., Sun, J., Vazire, S., Burghart, M., Casali, N., &amp; Seidl, A. (</w:t>
+      </w:r>
+      <w:r>
+        <w:rPr>
+          <w:rFonts w:ascii="Bell MT" w:hAnsi="Bell MT"/>
+          <w:sz w:val="24"/>
+          <w:szCs w:val="24"/>
+        </w:rPr>
+        <w:t>2026</w:t>
+      </w:r>
+      <w:r>
+        <w:rPr>
+          <w:rFonts w:ascii="Bell MT" w:hAnsi="Bell MT"/>
+          <w:sz w:val="24"/>
+          <w:szCs w:val="24"/>
+        </w:rPr>
+        <w:t xml:space="preserve">). A consensus statement on self-knowledge conceptualization, measurement, outcomes, and changeability. </w:t>
+      </w:r>
+      <w:r>
+        <w:rPr>
+          <w:rFonts w:ascii="Bell MT" w:hAnsi="Bell MT"/>
+          <w:i/>
+          <w:iCs/>
+          <w:sz w:val="24"/>
+          <w:szCs w:val="24"/>
+        </w:rPr>
+        <w:t>Nature Reviews Psychology</w:t>
+      </w:r>
+      <w:r>
+        <w:rPr>
+          <w:rFonts w:ascii="Bell MT" w:hAnsi="Bell MT"/>
+          <w:i/>
+          <w:iCs/>
+          <w:sz w:val="24"/>
+          <w:szCs w:val="24"/>
+        </w:rPr>
+        <w:t xml:space="preserve">, </w:t>
+      </w:r>
+      <w:r>
+        <w:rPr>
+          <w:rFonts w:ascii="Bell MT" w:hAnsi="Bell MT"/>
+          <w:sz w:val="24"/>
+          <w:szCs w:val="24"/>
+        </w:rPr>
+        <w:t>1-14</w:t>
+      </w:r>
+      <w:r>
+        <w:rPr>
+          <w:rFonts w:ascii="Bell MT" w:hAnsi="Bell MT"/>
+          <w:sz w:val="24"/>
+          <w:szCs w:val="24"/>
+        </w:rPr>
+        <w:t>.</w:t>
+      </w:r>
+    </w:p>
+    <w:p>
+      <w:pPr>
+        <w:spacing w:after="240" w:line="240" w:lineRule="auto"/>
+        <w:ind w:left="397" w:hanging="397"/>
+        <w:rPr>
+          <w:rFonts w:ascii="Bell MT" w:hAnsi="Bell MT"/>
+          <w:sz w:val="24"/>
+          <w:szCs w:val="24"/>
+        </w:rPr>
+      </w:pPr>
+      <w:r>
+        <w:rPr>
+          <w:rFonts w:ascii="Bell MT" w:hAnsi="Bell MT"/>
+          <w:b/>
+          <w:bCs/>
+          <w:sz w:val="24"/>
+          <w:szCs w:val="24"/>
+          <w:lang w:val="de-DE"/>
+        </w:rPr>
+        <w:t>Rau, R.,</w:t>
+      </w:r>
+      <w:r>
+        <w:rPr>
+          <w:rFonts w:ascii="Bell MT" w:hAnsi="Bell MT"/>
+          <w:sz w:val="24"/>
+          <w:szCs w:val="24"/>
+          <w:lang w:val="de-DE"/>
+        </w:rPr>
+        <w:t xml:space="preserve"> Weiner, L., &amp; Vogel, L. (2026). </w:t>
+      </w:r>
+      <w:r>
+        <w:rPr>
+          <w:rFonts w:ascii="Bell MT" w:hAnsi="Bell MT"/>
+          <w:sz w:val="24"/>
+          <w:szCs w:val="24"/>
+        </w:rPr>
+        <w:t xml:space="preserve">Perceiver </w:t>
+      </w:r>
+      <w:r>
+        <w:rPr>
+          <w:rFonts w:ascii="Bell MT" w:hAnsi="Bell MT"/>
+          <w:sz w:val="24"/>
+          <w:szCs w:val="24"/>
+        </w:rPr>
+        <w:t>p</w:t>
+      </w:r>
+      <w:r>
+        <w:rPr>
+          <w:rFonts w:ascii="Bell MT" w:hAnsi="Bell MT"/>
+          <w:sz w:val="24"/>
+          <w:szCs w:val="24"/>
+        </w:rPr>
+        <w:t xml:space="preserve">ositivity </w:t>
+      </w:r>
+      <w:r>
+        <w:rPr>
+          <w:rFonts w:ascii="Bell MT" w:hAnsi="Bell MT"/>
+          <w:sz w:val="24"/>
+          <w:szCs w:val="24"/>
+        </w:rPr>
+        <w:t>d</w:t>
+      </w:r>
+      <w:r>
+        <w:rPr>
+          <w:rFonts w:ascii="Bell MT" w:hAnsi="Bell MT"/>
+          <w:sz w:val="24"/>
+          <w:szCs w:val="24"/>
+        </w:rPr>
+        <w:t xml:space="preserve">ifferences </w:t>
+      </w:r>
+      <w:r>
+        <w:rPr>
+          <w:rFonts w:ascii="Bell MT" w:hAnsi="Bell MT"/>
+          <w:sz w:val="24"/>
+          <w:szCs w:val="24"/>
+        </w:rPr>
+        <w:t>o</w:t>
+      </w:r>
+      <w:r>
+        <w:rPr>
+          <w:rFonts w:ascii="Bell MT" w:hAnsi="Bell MT"/>
+          <w:sz w:val="24"/>
+          <w:szCs w:val="24"/>
+        </w:rPr>
+        <w:t xml:space="preserve">riginate in </w:t>
+      </w:r>
+      <w:r>
+        <w:rPr>
+          <w:rFonts w:ascii="Bell MT" w:hAnsi="Bell MT"/>
+          <w:sz w:val="24"/>
+          <w:szCs w:val="24"/>
+        </w:rPr>
+        <w:t>e</w:t>
+      </w:r>
+      <w:r>
+        <w:rPr>
+          <w:rFonts w:ascii="Bell MT" w:hAnsi="Bell MT"/>
+          <w:sz w:val="24"/>
+          <w:szCs w:val="24"/>
+        </w:rPr>
+        <w:t>arly-</w:t>
+      </w:r>
+      <w:r>
+        <w:rPr>
+          <w:rFonts w:ascii="Bell MT" w:hAnsi="Bell MT"/>
+          <w:sz w:val="24"/>
+          <w:szCs w:val="24"/>
+        </w:rPr>
+        <w:t>s</w:t>
+      </w:r>
+      <w:r>
+        <w:rPr>
+          <w:rFonts w:ascii="Bell MT" w:hAnsi="Bell MT"/>
+          <w:sz w:val="24"/>
+          <w:szCs w:val="24"/>
+        </w:rPr>
+        <w:t xml:space="preserve">tage </w:t>
+      </w:r>
+      <w:r>
+        <w:rPr>
+          <w:rFonts w:ascii="Bell MT" w:hAnsi="Bell MT"/>
+          <w:sz w:val="24"/>
+          <w:szCs w:val="24"/>
+        </w:rPr>
+        <w:t>i</w:t>
+      </w:r>
+      <w:r>
+        <w:rPr>
+          <w:rFonts w:ascii="Bell MT" w:hAnsi="Bell MT"/>
+          <w:sz w:val="24"/>
+          <w:szCs w:val="24"/>
+        </w:rPr>
+        <w:t xml:space="preserve">mpression </w:t>
+      </w:r>
+      <w:r>
+        <w:rPr>
+          <w:rFonts w:ascii="Bell MT" w:hAnsi="Bell MT"/>
+          <w:sz w:val="24"/>
+          <w:szCs w:val="24"/>
+        </w:rPr>
+        <w:t>f</w:t>
+      </w:r>
+      <w:r>
+        <w:rPr>
+          <w:rFonts w:ascii="Bell MT" w:hAnsi="Bell MT"/>
+          <w:sz w:val="24"/>
+          <w:szCs w:val="24"/>
+        </w:rPr>
+        <w:t xml:space="preserve">ormation: Evidence from a </w:t>
+      </w:r>
+      <w:r>
+        <w:rPr>
+          <w:rFonts w:ascii="Bell MT" w:hAnsi="Bell MT"/>
+          <w:sz w:val="24"/>
+          <w:szCs w:val="24"/>
+        </w:rPr>
+        <w:t>r</w:t>
+      </w:r>
+      <w:r>
+        <w:rPr>
+          <w:rFonts w:ascii="Bell MT" w:hAnsi="Bell MT"/>
+          <w:sz w:val="24"/>
+          <w:szCs w:val="24"/>
+        </w:rPr>
+        <w:t xml:space="preserve">ecognition </w:t>
+      </w:r>
+      <w:r>
+        <w:rPr>
+          <w:rFonts w:ascii="Bell MT" w:hAnsi="Bell MT"/>
+          <w:sz w:val="24"/>
+          <w:szCs w:val="24"/>
+        </w:rPr>
+        <w:t>t</w:t>
+      </w:r>
+      <w:r>
+        <w:rPr>
+          <w:rFonts w:ascii="Bell MT" w:hAnsi="Bell MT"/>
+          <w:sz w:val="24"/>
+          <w:szCs w:val="24"/>
+        </w:rPr>
+        <w:t>ask</w:t>
+      </w:r>
+      <w:r>
+        <w:rPr>
+          <w:rFonts w:ascii="Bell MT" w:hAnsi="Bell MT"/>
+          <w:sz w:val="24"/>
+          <w:szCs w:val="24"/>
+        </w:rPr>
+        <w:t xml:space="preserve">. </w:t>
+      </w:r>
+      <w:r>
+        <w:rPr>
+          <w:rFonts w:ascii="Bell MT" w:hAnsi="Bell MT"/>
+          <w:i/>
+          <w:iCs/>
+          <w:sz w:val="24"/>
+          <w:szCs w:val="24"/>
+        </w:rPr>
+        <w:t xml:space="preserve">Personality and Social Psychology Bulletin. </w:t>
+      </w:r>
+      <w:r>
+        <w:rPr>
+          <w:rFonts w:ascii="Bell MT" w:hAnsi="Bell MT"/>
+          <w:sz w:val="24"/>
+          <w:szCs w:val="24"/>
+        </w:rPr>
+        <w:t>https://doi.org/10.1177/01461672261424543</w:t>
+      </w:r>
+    </w:p>
+    <w:p>
+      <w:pPr>
+        <w:spacing w:after="240" w:line="240" w:lineRule="auto"/>
+        <w:ind w:left="397" w:hanging="397"/>
+        <w:rPr>
+          <w:rFonts w:ascii="Bell MT" w:hAnsi="Bell MT"/>
+          <w:sz w:val="24"/>
+          <w:szCs w:val="24"/>
+        </w:rPr>
+      </w:pPr>
+      <w:r>
+        <w:rPr>
+          <w:rFonts w:ascii="Bell MT" w:hAnsi="Bell MT"/>
+          <w:sz w:val="24"/>
+          <w:szCs w:val="24"/>
+        </w:rPr>
+        <w:t xml:space="preserve">Dufner, M., Grapsas, S., &amp; </w:t>
+      </w:r>
+      <w:r>
+        <w:rPr>
+          <w:rFonts w:ascii="Bell MT" w:hAnsi="Bell MT"/>
+          <w:b/>
+          <w:bCs/>
+          <w:sz w:val="24"/>
+          <w:szCs w:val="24"/>
+        </w:rPr>
+        <w:t>Rau, R.</w:t>
+      </w:r>
+      <w:r>
+        <w:rPr>
+          <w:rFonts w:ascii="Bell MT" w:hAnsi="Bell MT"/>
+          <w:sz w:val="24"/>
+          <w:szCs w:val="24"/>
+        </w:rPr>
+        <w:t xml:space="preserve"> (</w:t>
+      </w:r>
+      <w:r>
+        <w:rPr>
+          <w:rFonts w:ascii="Bell MT" w:hAnsi="Bell MT"/>
+          <w:sz w:val="24"/>
+          <w:szCs w:val="24"/>
+        </w:rPr>
+        <w:t>2025</w:t>
+      </w:r>
+      <w:r>
+        <w:rPr>
+          <w:rFonts w:ascii="Bell MT" w:hAnsi="Bell MT"/>
+          <w:sz w:val="24"/>
+          <w:szCs w:val="24"/>
+        </w:rPr>
+        <w:t xml:space="preserve">). </w:t>
+      </w:r>
+      <w:r>
+        <w:rPr>
+          <w:rFonts w:ascii="Bell MT" w:hAnsi="Bell MT"/>
+          <w:sz w:val="24"/>
+          <w:szCs w:val="24"/>
+        </w:rPr>
+        <w:t xml:space="preserve">Behavioral and valuation contingency: Why the same dispositions lead to different social evaluations across contexts. </w:t>
+      </w:r>
+      <w:r>
+        <w:rPr>
+          <w:rFonts w:ascii="Bell MT" w:hAnsi="Bell MT"/>
+          <w:i/>
+          <w:iCs/>
+          <w:sz w:val="24"/>
+          <w:szCs w:val="24"/>
+        </w:rPr>
+        <w:t>Social Psychological and Personality Science</w:t>
+      </w:r>
+      <w:r>
+        <w:rPr>
+          <w:rFonts w:ascii="Bell MT" w:hAnsi="Bell MT"/>
+          <w:i/>
+          <w:iCs/>
+          <w:sz w:val="24"/>
+          <w:szCs w:val="24"/>
+        </w:rPr>
+        <w:t xml:space="preserve">, </w:t>
+      </w:r>
+      <w:r>
+        <w:rPr>
+          <w:rFonts w:ascii="Bell MT" w:hAnsi="Bell MT"/>
+          <w:sz w:val="24"/>
+          <w:szCs w:val="24"/>
+        </w:rPr>
+        <w:t>19485506251356006</w:t>
+      </w:r>
+      <w:r>
+        <w:rPr>
+          <w:rFonts w:ascii="Bell MT" w:hAnsi="Bell MT"/>
+          <w:sz w:val="24"/>
+          <w:szCs w:val="24"/>
+        </w:rPr>
+        <w:t xml:space="preserve">. </w:t>
+      </w:r>
+      <w:r>
+        <w:rPr>
+          <w:rFonts w:ascii="Bell MT" w:hAnsi="Bell MT"/>
+          <w:sz w:val="24"/>
+          <w:szCs w:val="24"/>
+        </w:rPr>
+        <w:t>https://doi.org/10.1177/19485506251356006</w:t>
+      </w:r>
+    </w:p>
+    <w:p>
+      <w:pPr>
+        <w:pStyle w:val="Default"/>
+        <w:ind w:left="425" w:hanging="425"/>
+        <w:rPr>
+          <w:rFonts w:ascii="Bell MT" w:eastAsia="Bell MT" w:hAnsi="Bell MT" w:cs="Bell MT"/>
+          <w:color w:val="auto"/>
+        </w:rPr>
+      </w:pPr>
+      <w:bookmarkStart w:id="1" w:name="_Hlk200608690"/>
+      <w:bookmarkEnd w:id="0"/>
+      <w:r>
+        <w:rPr>
+          <w:rFonts w:ascii="Bell MT" w:eastAsia="Bell MT" w:hAnsi="Bell MT" w:cs="Bell MT"/>
+          <w:b/>
+          <w:bCs/>
+          <w:color w:val="auto"/>
+        </w:rPr>
+        <w:t>Rau, R.*,</w:t>
+      </w:r>
+      <w:r>
+        <w:rPr>
+          <w:rFonts w:ascii="Bell MT" w:eastAsia="Bell MT" w:hAnsi="Bell MT" w:cs="Bell MT"/>
+          <w:color w:val="auto"/>
+        </w:rPr>
+        <w:t xml:space="preserve"> Schömann, L. M.*, &amp; Grosz, M. P. (2025). </w:t>
+      </w:r>
+      <w:r>
+        <w:rPr>
+          <w:rFonts w:ascii="Bell MT" w:eastAsia="Bell MT" w:hAnsi="Bell MT" w:cs="Bell MT"/>
+          <w:color w:val="auto"/>
+        </w:rPr>
+        <w:t xml:space="preserve">People “fake-good” on personality self-reports more strongly in a job context than in a dating context. </w:t>
+      </w:r>
+      <w:r>
+        <w:rPr>
+          <w:rFonts w:ascii="Bell MT" w:eastAsia="Bell MT" w:hAnsi="Bell MT" w:cs="Bell MT"/>
+          <w:i/>
+          <w:iCs/>
+          <w:color w:val="auto"/>
+        </w:rPr>
+        <w:t>Journal of Research in Personality, 116,</w:t>
+      </w:r>
+      <w:r>
+        <w:rPr>
+          <w:rFonts w:ascii="Bell MT" w:eastAsia="Bell MT" w:hAnsi="Bell MT" w:cs="Bell MT"/>
+          <w:color w:val="auto"/>
+        </w:rPr>
+        <w:t xml:space="preserve"> 104596. https://doi.org/10.1016/j.jrp.2025.104596</w:t>
+      </w:r>
+    </w:p>
+    <w:p>
+      <w:pPr>
+        <w:pStyle w:val="Default"/>
+        <w:spacing w:after="240"/>
+        <w:ind w:left="426" w:hanging="1"/>
+        <w:rPr>
+          <w:rFonts w:ascii="Bell MT" w:hAnsi="Bell MT"/>
+        </w:rPr>
+      </w:pPr>
+      <w:r>
+        <w:rPr>
+          <w:rFonts w:ascii="Bell MT" w:hAnsi="Bell MT"/>
+        </w:rPr>
+        <w:t>*</w:t>
+      </w:r>
+      <w:proofErr w:type="gramStart"/>
+      <w:r>
+        <w:rPr>
+          <w:rFonts w:ascii="Bell MT" w:hAnsi="Bell MT"/>
+        </w:rPr>
+        <w:t>shared</w:t>
+      </w:r>
+      <w:proofErr w:type="gramEnd"/>
+      <w:r>
+        <w:rPr>
+          <w:rFonts w:ascii="Bell MT" w:hAnsi="Bell MT"/>
+        </w:rPr>
+        <w:t xml:space="preserve"> first authorship</w:t>
+      </w:r>
+    </w:p>
+    <w:p>
+      <w:pPr>
         <w:pStyle w:val="Default"/>
         <w:spacing w:after="240"/>
         <w:ind w:left="425" w:hanging="425"/>
@@ -5835,6 +6272,7 @@
           <w:sz w:val="24"/>
           <w:szCs w:val="24"/>
         </w:rPr>
+        <w:lastRenderedPageBreak/>
         <w:t xml:space="preserve">Pringle, V., Carlson, E., &amp; </w:t>
       </w:r>
       <w:r>
@@ -5982,16 +6420,7 @@
           <w:sz w:val="24"/>
           <w:szCs w:val="24"/>
         </w:rPr>
-        <w:t xml:space="preserve">Do agency and communion explain the relationship between perceiver and target effects in interpersonal perception? A meta-analysis </w:t>
-      </w:r>
-      <w:r>
-        <w:rPr>
-          <w:rFonts w:ascii="Bell MT" w:hAnsi="Bell MT"/>
-          <w:sz w:val="24"/>
-          <w:szCs w:val="24"/>
-        </w:rPr>
-        <w:lastRenderedPageBreak/>
-        <w:t xml:space="preserve">on generalized reciprocity. </w:t>
+        <w:t xml:space="preserve">Do agency and communion explain the relationship between perceiver and target effects in interpersonal perception? A meta-analysis on generalized reciprocity. </w:t>
       </w:r>
       <w:r>
         <w:rPr>
@@ -6958,6 +7387,7 @@
         <w:rPr>
           <w:rFonts w:ascii="Bell MT" w:hAnsi="Bell MT"/>
         </w:rPr>
+        <w:lastRenderedPageBreak/>
         <w:t>*</w:t>
       </w:r>
       <w:r>
@@ -7036,7 +7466,6 @@
       <w:pPr>
         <w:pStyle w:val="Default"/>
         <w:spacing w:after="240"/>
-        <w:ind w:left="425" w:hanging="425"/>
         <w:rPr>
           <w:rFonts w:ascii="Bell MT" w:hAnsi="Bell MT" w:cstheme="minorBidi"/>
           <w:color w:val="auto"/>
@@ -8104,6 +8533,7 @@
           <w:szCs w:val="24"/>
           <w:lang w:val="de-DE"/>
         </w:rPr>
+        <w:lastRenderedPageBreak/>
         <w:t xml:space="preserve">Rau, R., Nestler, S, Back, M. D., Gebauer, J., &amp;. </w:t>
       </w:r>
       <w:r>
@@ -8450,19 +8880,7 @@
           <w:szCs w:val="24"/>
           <w:lang w:val="de-DE"/>
         </w:rPr>
-        <w:t xml:space="preserve">Was bedeuten individuelle Beurteilungstendenzen beim Kennenlernen: Generealisierte Stereotype oder </w:t>
-      </w:r>
-      <w:r>
-        <w:rPr>
-          <w:rFonts w:ascii="Bell MT" w:hAnsi="Bell MT"/>
-          <w:i/>
-          <w:iCs/>
-          <w:sz w:val="24"/>
-          <w:szCs w:val="24"/>
-          <w:lang w:val="de-DE"/>
-        </w:rPr>
-        <w:lastRenderedPageBreak/>
-        <w:t>situationsspezifische Erwartungen über „die Anderen“?</w:t>
+        <w:t>Was bedeuten individuelle Beurteilungstendenzen beim Kennenlernen: Generealisierte Stereotype oder situationsspezifische Erwartungen über „die Anderen“?</w:t>
       </w:r>
       <w:r>
         <w:rPr>

--- a/files/cv_rrau.docx
+++ b/files/cv_rrau.docx
@@ -89,7 +89,7 @@
           <w:sz w:val="24"/>
           <w:szCs w:val="20"/>
         </w:rPr>
-        <w:t>April 26</w:t>
+        <w:t>May 26</w:t>
       </w:r>
       <w:r>
         <w:rPr>
@@ -4728,6 +4728,27 @@
     </w:p>
     <w:p>
       <w:pPr>
+        <w:rPr>
+          <w:rFonts w:ascii="Bell MT" w:hAnsi="Bell MT"/>
+          <w:b/>
+          <w:color w:val="808080" w:themeColor="background1" w:themeShade="80"/>
+          <w:sz w:val="24"/>
+          <w:szCs w:val="24"/>
+        </w:rPr>
+      </w:pPr>
+      <w:r>
+        <w:rPr>
+          <w:rFonts w:ascii="Bell MT" w:hAnsi="Bell MT"/>
+          <w:b/>
+          <w:color w:val="808080" w:themeColor="background1" w:themeShade="80"/>
+          <w:sz w:val="24"/>
+          <w:szCs w:val="24"/>
+        </w:rPr>
+        <w:br w:type="page"/>
+      </w:r>
+    </w:p>
+    <w:p>
+      <w:pPr>
         <w:ind w:left="1410" w:hanging="1410"/>
         <w:jc w:val="both"/>
         <w:rPr>
@@ -4746,6 +4767,7 @@
           <w:sz w:val="24"/>
           <w:szCs w:val="24"/>
         </w:rPr>
+        <w:lastRenderedPageBreak/>
         <w:t>PUBLICATIONS</w:t>
       </w:r>
     </w:p>
@@ -4774,6 +4796,119 @@
     </w:p>
     <w:p>
       <w:pPr>
+        <w:spacing w:after="240" w:line="240" w:lineRule="auto"/>
+        <w:ind w:left="397" w:hanging="397"/>
+        <w:rPr>
+          <w:rFonts w:ascii="Bell MT" w:hAnsi="Bell MT"/>
+          <w:sz w:val="24"/>
+          <w:szCs w:val="24"/>
+        </w:rPr>
+      </w:pPr>
+      <w:r>
+        <w:rPr>
+          <w:rFonts w:ascii="Bell MT" w:hAnsi="Bell MT"/>
+          <w:sz w:val="24"/>
+          <w:szCs w:val="24"/>
+        </w:rPr>
+        <w:t xml:space="preserve">Remmers, C., Anoschin, A., Zimmermann, J., Grosz, M. P., Back, M. D., &amp; </w:t>
+      </w:r>
+      <w:r>
+        <w:rPr>
+          <w:rFonts w:ascii="Bell MT" w:hAnsi="Bell MT"/>
+          <w:b/>
+          <w:bCs/>
+          <w:sz w:val="24"/>
+          <w:szCs w:val="24"/>
+        </w:rPr>
+        <w:t>Rau, R.</w:t>
+      </w:r>
+      <w:r>
+        <w:rPr>
+          <w:rFonts w:ascii="Bell MT" w:hAnsi="Bell MT"/>
+          <w:sz w:val="24"/>
+          <w:szCs w:val="24"/>
+        </w:rPr>
+        <w:t xml:space="preserve"> (in press)</w:t>
+      </w:r>
+      <w:r>
+        <w:rPr>
+          <w:rFonts w:ascii="Bell MT" w:hAnsi="Bell MT"/>
+          <w:sz w:val="24"/>
+          <w:szCs w:val="24"/>
+        </w:rPr>
+        <w:t xml:space="preserve">. </w:t>
+      </w:r>
+      <w:r>
+        <w:rPr>
+          <w:rFonts w:ascii="Bell MT" w:hAnsi="Bell MT"/>
+          <w:sz w:val="24"/>
+          <w:szCs w:val="24"/>
+        </w:rPr>
+        <w:t xml:space="preserve"> </w:t>
+      </w:r>
+      <w:r>
+        <w:rPr>
+          <w:rFonts w:ascii="Bell MT" w:hAnsi="Bell MT"/>
+          <w:i/>
+          <w:iCs/>
+          <w:sz w:val="24"/>
+          <w:szCs w:val="24"/>
+        </w:rPr>
+        <w:t>Intuitive judgments of strangers are more popular but not more accurate than deliberate ones</w:t>
+      </w:r>
+      <w:r>
+        <w:rPr>
+          <w:rFonts w:ascii="Bell MT" w:hAnsi="Bell MT"/>
+          <w:i/>
+          <w:iCs/>
+          <w:sz w:val="24"/>
+          <w:szCs w:val="24"/>
+        </w:rPr>
+        <w:t>.</w:t>
+      </w:r>
+      <w:r>
+        <w:rPr>
+          <w:rFonts w:ascii="Bell MT" w:hAnsi="Bell MT"/>
+          <w:sz w:val="24"/>
+          <w:szCs w:val="24"/>
+        </w:rPr>
+        <w:t xml:space="preserve"> </w:t>
+      </w:r>
+      <w:r>
+        <w:rPr>
+          <w:rFonts w:ascii="Bell MT" w:hAnsi="Bell MT"/>
+          <w:sz w:val="24"/>
+          <w:szCs w:val="24"/>
+        </w:rPr>
+        <w:t>Social Psychological and Personality Science</w:t>
+      </w:r>
+      <w:r>
+        <w:rPr>
+          <w:rFonts w:ascii="Bell MT" w:hAnsi="Bell MT"/>
+          <w:sz w:val="24"/>
+          <w:szCs w:val="24"/>
+        </w:rPr>
+        <w:t xml:space="preserve">. Retrieved from </w:t>
+      </w:r>
+      <w:r>
+        <w:rPr>
+          <w:rFonts w:ascii="Bell MT" w:hAnsi="Bell MT"/>
+          <w:sz w:val="24"/>
+          <w:szCs w:val="24"/>
+        </w:rPr>
+        <w:t xml:space="preserve"> </w:t>
+      </w:r>
+      <w:r>
+        <w:rPr>
+          <w:rFonts w:ascii="Bell MT" w:hAnsi="Bell MT"/>
+          <w:sz w:val="24"/>
+          <w:szCs w:val="24"/>
+        </w:rPr>
+        <w:t>https://osf.io/preprints/psyarxiv/pw8cs_v1</w:t>
+      </w:r>
+    </w:p>
+    <w:p>
+      <w:pPr>
         <w:spacing w:after="0" w:line="240" w:lineRule="auto"/>
         <w:ind w:left="397" w:hanging="397"/>
         <w:rPr>
@@ -4798,15 +4933,7 @@
           <w:sz w:val="24"/>
           <w:szCs w:val="24"/>
         </w:rPr>
-        <w:t xml:space="preserve">*, Hönig, L.*, Back, M. D., &amp; Grosz, M. P. (in press). </w:t>
-      </w:r>
-      <w:r>
-        <w:rPr>
-          <w:rFonts w:ascii="Bell MT" w:hAnsi="Bell MT"/>
-          <w:sz w:val="24"/>
-          <w:szCs w:val="24"/>
-        </w:rPr>
-        <w:t>Receiving applause "from the right": Punishing freeriders is socially rewarded by those high in right-wing authoritarianism</w:t>
+        <w:t>*, Hönig, L.*, Back, M. D., &amp; Grosz, M. P. (in press). Receiving applause "from the right": Punishing freeriders is socially rewarded by those high in right-wing authoritarianism</w:t>
       </w:r>
       <w:r>
         <w:rPr>
@@ -4824,7 +4951,6 @@
           <w:sz w:val="24"/>
           <w:szCs w:val="24"/>
         </w:rPr>
-        <w:lastRenderedPageBreak/>
         <w:t>Personality and Social Psychology Bulletin.</w:t>
       </w:r>
       <w:r>
@@ -4903,7 +5029,6 @@
           <w:rFonts w:ascii="Bell MT" w:hAnsi="Bell MT"/>
           <w:sz w:val="24"/>
           <w:szCs w:val="24"/>
-          <w:lang w:val="de-DE"/>
         </w:rPr>
         <w:t xml:space="preserve">Bleckmann, E., </w:t>
       </w:r>
@@ -4914,7 +5039,6 @@
           <w:bCs/>
           <w:sz w:val="24"/>
           <w:szCs w:val="24"/>
-          <w:lang w:val="de-DE"/>
         </w:rPr>
         <w:t>Rau, R.,</w:t>
       </w:r>
@@ -4923,9 +5047,26 @@
           <w:rFonts w:ascii="Bell MT" w:hAnsi="Bell MT"/>
           <w:sz w:val="24"/>
           <w:szCs w:val="24"/>
-          <w:lang w:val="de-DE"/>
-        </w:rPr>
-        <w:t xml:space="preserve"> Lüdtke, O., &amp; Wagner, J. (in press). </w:t>
+        </w:rPr>
+        <w:t xml:space="preserve"> </w:t>
+      </w:r>
+      <w:proofErr w:type="spellStart"/>
+      <w:r>
+        <w:rPr>
+          <w:rFonts w:ascii="Bell MT" w:hAnsi="Bell MT"/>
+          <w:sz w:val="24"/>
+          <w:szCs w:val="24"/>
+        </w:rPr>
+        <w:t>Lüdtke</w:t>
+      </w:r>
+      <w:proofErr w:type="spellEnd"/>
+      <w:r>
+        <w:rPr>
+          <w:rFonts w:ascii="Bell MT" w:hAnsi="Bell MT"/>
+          <w:sz w:val="24"/>
+          <w:szCs w:val="24"/>
+        </w:rPr>
+        <w:t xml:space="preserve">, O., &amp; Wagner, J. (in press). </w:t>
       </w:r>
       <w:r>
         <w:rPr>
@@ -5238,7 +5379,6 @@
           <w:bCs/>
           <w:sz w:val="24"/>
           <w:szCs w:val="24"/>
-          <w:lang w:val="de-DE"/>
         </w:rPr>
         <w:t>Rau, R.,</w:t>
       </w:r>
@@ -5247,7 +5387,6 @@
           <w:rFonts w:ascii="Bell MT" w:hAnsi="Bell MT"/>
           <w:sz w:val="24"/>
           <w:szCs w:val="24"/>
-          <w:lang w:val="de-DE"/>
         </w:rPr>
         <w:t xml:space="preserve"> Weiner, L., &amp; Vogel, L. (2026). </w:t>
       </w:r>
@@ -5934,6 +6073,7 @@
           <w:rFonts w:ascii="Bell MT" w:eastAsia="Bell MT" w:hAnsi="Bell MT" w:cs="Bell MT"/>
           <w:color w:val="auto"/>
         </w:rPr>
+        <w:lastRenderedPageBreak/>
         <w:t xml:space="preserve">Schäpermeier, M., Thielmann, I., &amp; </w:t>
       </w:r>
       <w:r>
@@ -6272,7 +6412,6 @@
           <w:sz w:val="24"/>
           <w:szCs w:val="24"/>
         </w:rPr>
-        <w:lastRenderedPageBreak/>
         <w:t xml:space="preserve">Pringle, V., Carlson, E., &amp; </w:t>
       </w:r>
       <w:r>
@@ -7091,6 +7230,7 @@
           <w:rFonts w:ascii="Bell MT" w:hAnsi="Bell MT" w:cs="Segoe UI"/>
           <w:lang w:val="de-DE"/>
         </w:rPr>
+        <w:lastRenderedPageBreak/>
         <w:t xml:space="preserve">Maaßen, E., Büttner, M., Bröcker, A.-L., </w:t>
       </w:r>
       <w:proofErr w:type="spellStart"/>
@@ -7387,7 +7527,6 @@
         <w:rPr>
           <w:rFonts w:ascii="Bell MT" w:hAnsi="Bell MT"/>
         </w:rPr>
-        <w:lastRenderedPageBreak/>
         <w:t>*</w:t>
       </w:r>
       <w:r>
@@ -7992,7 +8131,18 @@
           <w:sz w:val="24"/>
           <w:szCs w:val="24"/>
         </w:rPr>
-        <w:t>Perceiver effects in first impressions reflect generalized stereotypes: Evidence of consistency across time, groups, and contexts.</w:t>
+        <w:t xml:space="preserve">Perceiver effects in first impressions reflect generalized stereotypes: Evidence of consistency across </w:t>
+      </w:r>
+      <w:r>
+        <w:rPr>
+          <w:rFonts w:ascii="Bell MT" w:hAnsi="Bell MT"/>
+          <w:i/>
+          <w:iCs/>
+          <w:sz w:val="24"/>
+          <w:szCs w:val="24"/>
+        </w:rPr>
+        <w:lastRenderedPageBreak/>
+        <w:t>time, groups, and contexts.</w:t>
       </w:r>
       <w:r>
         <w:rPr>
@@ -8533,7 +8683,6 @@
           <w:szCs w:val="24"/>
           <w:lang w:val="de-DE"/>
         </w:rPr>
-        <w:lastRenderedPageBreak/>
         <w:t xml:space="preserve">Rau, R., Nestler, S, Back, M. D., Gebauer, J., &amp;. </w:t>
       </w:r>
       <w:r>

--- a/files/cv_rrau.docx
+++ b/files/cv_rrau.docx
@@ -750,7 +750,71 @@
           <w:sz w:val="24"/>
           <w:szCs w:val="24"/>
         </w:rPr>
-        <w:t xml:space="preserve"> (W2 equivalent) for Social and Personality Psychology, HMU </w:t>
+        <w:t xml:space="preserve"> (W2 equivalent) </w:t>
+      </w:r>
+      <w:r>
+        <w:rPr>
+          <w:rFonts w:ascii="Bell MT" w:hAnsi="Bell MT"/>
+          <w:sz w:val="24"/>
+          <w:szCs w:val="24"/>
+        </w:rPr>
+        <w:t>of</w:t>
+      </w:r>
+      <w:r>
+        <w:rPr>
+          <w:rFonts w:ascii="Bell MT" w:hAnsi="Bell MT"/>
+          <w:sz w:val="24"/>
+          <w:szCs w:val="24"/>
+        </w:rPr>
+        <w:t xml:space="preserve"> </w:t>
+      </w:r>
+      <w:r>
+        <w:rPr>
+          <w:rFonts w:ascii="Bell MT" w:hAnsi="Bell MT"/>
+          <w:sz w:val="24"/>
+          <w:szCs w:val="24"/>
+        </w:rPr>
+        <w:t>S</w:t>
+      </w:r>
+      <w:r>
+        <w:rPr>
+          <w:rFonts w:ascii="Bell MT" w:hAnsi="Bell MT"/>
+          <w:sz w:val="24"/>
+          <w:szCs w:val="24"/>
+        </w:rPr>
+        <w:t xml:space="preserve">ocial and </w:t>
+      </w:r>
+      <w:r>
+        <w:rPr>
+          <w:rFonts w:ascii="Bell MT" w:hAnsi="Bell MT"/>
+          <w:sz w:val="24"/>
+          <w:szCs w:val="24"/>
+        </w:rPr>
+        <w:t>P</w:t>
+      </w:r>
+      <w:r>
+        <w:rPr>
+          <w:rFonts w:ascii="Bell MT" w:hAnsi="Bell MT"/>
+          <w:sz w:val="24"/>
+          <w:szCs w:val="24"/>
+        </w:rPr>
+        <w:t xml:space="preserve">ersonality </w:t>
+      </w:r>
+      <w:r>
+        <w:rPr>
+          <w:rFonts w:ascii="Bell MT" w:hAnsi="Bell MT"/>
+          <w:sz w:val="24"/>
+          <w:szCs w:val="24"/>
+        </w:rPr>
+        <w:t>P</w:t>
+      </w:r>
+      <w:r>
+        <w:rPr>
+          <w:rFonts w:ascii="Bell MT" w:hAnsi="Bell MT"/>
+          <w:sz w:val="24"/>
+          <w:szCs w:val="24"/>
+        </w:rPr>
+        <w:t xml:space="preserve">sychology, HMU </w:t>
       </w:r>
       <w:r>
         <w:rPr>
@@ -4849,46 +4913,28 @@
       <w:r>
         <w:rPr>
           <w:rFonts w:ascii="Bell MT" w:hAnsi="Bell MT"/>
-          <w:i/>
-          <w:iCs/>
-          <w:sz w:val="24"/>
-          <w:szCs w:val="24"/>
-        </w:rPr>
-        <w:t>Intuitive judgments of strangers are more popular but not more accurate than deliberate ones</w:t>
-      </w:r>
-      <w:r>
-        <w:rPr>
-          <w:rFonts w:ascii="Bell MT" w:hAnsi="Bell MT"/>
-          <w:i/>
-          <w:iCs/>
-          <w:sz w:val="24"/>
-          <w:szCs w:val="24"/>
-        </w:rPr>
-        <w:t>.</w:t>
-      </w:r>
-      <w:r>
-        <w:rPr>
-          <w:rFonts w:ascii="Bell MT" w:hAnsi="Bell MT"/>
-          <w:sz w:val="24"/>
-          <w:szCs w:val="24"/>
-        </w:rPr>
-        <w:t xml:space="preserve"> </w:t>
-      </w:r>
-      <w:r>
-        <w:rPr>
-          <w:rFonts w:ascii="Bell MT" w:hAnsi="Bell MT"/>
-          <w:sz w:val="24"/>
-          <w:szCs w:val="24"/>
-        </w:rPr>
-        <w:t>Social Psychological and Personality Science</w:t>
-      </w:r>
-      <w:r>
-        <w:rPr>
-          <w:rFonts w:ascii="Bell MT" w:hAnsi="Bell MT"/>
-          <w:sz w:val="24"/>
-          <w:szCs w:val="24"/>
-        </w:rPr>
-        <w:t xml:space="preserve">. Retrieved from </w:t>
+          <w:sz w:val="24"/>
+          <w:szCs w:val="24"/>
+        </w:rPr>
+        <w:t xml:space="preserve">Intuitive judgments of strangers are more popular but not more accurate than deliberate ones. </w:t>
+      </w:r>
+      <w:r>
+        <w:rPr>
+          <w:rFonts w:ascii="Bell MT" w:hAnsi="Bell MT"/>
+          <w:i/>
+          <w:iCs/>
+          <w:sz w:val="24"/>
+          <w:szCs w:val="24"/>
+        </w:rPr>
+        <w:t>Social Psychological and Personality Science.</w:t>
+      </w:r>
+      <w:r>
+        <w:rPr>
+          <w:rFonts w:ascii="Bell MT" w:hAnsi="Bell MT"/>
+          <w:sz w:val="24"/>
+          <w:szCs w:val="24"/>
+        </w:rPr>
+        <w:t xml:space="preserve"> Retrieved from </w:t>
       </w:r>
       <w:r>
         <w:rPr>
@@ -4996,21 +5042,7 @@
         <w:rPr>
           <w:rFonts w:ascii="Bell MT" w:hAnsi="Bell MT"/>
         </w:rPr>
-        <w:t>*</w:t>
-      </w:r>
-      <w:proofErr w:type="gramStart"/>
-      <w:r>
-        <w:rPr>
-          <w:rFonts w:ascii="Bell MT" w:hAnsi="Bell MT"/>
-        </w:rPr>
-        <w:t>shared</w:t>
-      </w:r>
-      <w:proofErr w:type="gramEnd"/>
-      <w:r>
-        <w:rPr>
-          <w:rFonts w:ascii="Bell MT" w:hAnsi="Bell MT"/>
-        </w:rPr>
-        <w:t xml:space="preserve"> first authorship</w:t>
+        <w:t>*shared first authorship</w:t>
       </w:r>
     </w:p>
     <w:p>
@@ -5738,21 +5770,7 @@
         <w:rPr>
           <w:rFonts w:ascii="Bell MT" w:hAnsi="Bell MT"/>
         </w:rPr>
-        <w:t>*</w:t>
-      </w:r>
-      <w:proofErr w:type="gramStart"/>
-      <w:r>
-        <w:rPr>
-          <w:rFonts w:ascii="Bell MT" w:hAnsi="Bell MT"/>
-        </w:rPr>
-        <w:t>shared</w:t>
-      </w:r>
-      <w:proofErr w:type="gramEnd"/>
-      <w:r>
-        <w:rPr>
-          <w:rFonts w:ascii="Bell MT" w:hAnsi="Bell MT"/>
-        </w:rPr>
-        <w:t xml:space="preserve"> first authorship</w:t>
+        <w:t>*shared first authorship</w:t>
       </w:r>
     </w:p>
     <w:p>
@@ -6741,21 +6759,7 @@
         <w:rPr>
           <w:rFonts w:ascii="Bell MT" w:hAnsi="Bell MT"/>
         </w:rPr>
-        <w:t xml:space="preserve">* </w:t>
-      </w:r>
-      <w:proofErr w:type="gramStart"/>
-      <w:r>
-        <w:rPr>
-          <w:rFonts w:ascii="Bell MT" w:hAnsi="Bell MT"/>
-        </w:rPr>
-        <w:t>shared</w:t>
-      </w:r>
-      <w:proofErr w:type="gramEnd"/>
-      <w:r>
-        <w:rPr>
-          <w:rFonts w:ascii="Bell MT" w:hAnsi="Bell MT"/>
-        </w:rPr>
-        <w:t xml:space="preserve"> first authorship</w:t>
+        <w:t>* shared first authorship</w:t>
       </w:r>
     </w:p>
     <w:p>
@@ -7533,21 +7537,7 @@
         <w:rPr>
           <w:rFonts w:ascii="Bell MT" w:hAnsi="Bell MT"/>
         </w:rPr>
-        <w:t xml:space="preserve"> </w:t>
-      </w:r>
-      <w:proofErr w:type="gramStart"/>
-      <w:r>
-        <w:rPr>
-          <w:rFonts w:ascii="Bell MT" w:hAnsi="Bell MT"/>
-        </w:rPr>
-        <w:t>shared</w:t>
-      </w:r>
-      <w:proofErr w:type="gramEnd"/>
-      <w:r>
-        <w:rPr>
-          <w:rFonts w:ascii="Bell MT" w:hAnsi="Bell MT"/>
-        </w:rPr>
-        <w:t xml:space="preserve"> first authorship</w:t>
+        <w:t xml:space="preserve"> shared first authorship</w:t>
       </w:r>
     </w:p>
     <w:p>

--- a/files/cv_rrau.docx
+++ b/files/cv_rrau.docx
@@ -89,7 +89,7 @@
           <w:sz w:val="24"/>
           <w:szCs w:val="20"/>
         </w:rPr>
-        <w:t>May 26</w:t>
+        <w:t>June 26</w:t>
       </w:r>
       <w:r>
         <w:rPr>
@@ -4871,6 +4871,127 @@
       <w:r>
         <w:rPr>
           <w:rFonts w:ascii="Bell MT" w:hAnsi="Bell MT"/>
+          <w:b/>
+          <w:bCs/>
+          <w:sz w:val="24"/>
+          <w:szCs w:val="24"/>
+        </w:rPr>
+        <w:t>Rau, R.</w:t>
+      </w:r>
+      <w:r>
+        <w:rPr>
+          <w:rFonts w:ascii="Bell MT" w:hAnsi="Bell MT"/>
+          <w:sz w:val="24"/>
+          <w:szCs w:val="24"/>
+        </w:rPr>
+        <w:t xml:space="preserve">, </w:t>
+      </w:r>
+      <w:proofErr w:type="spellStart"/>
+      <w:r>
+        <w:rPr>
+          <w:rFonts w:ascii="Bell MT" w:hAnsi="Bell MT"/>
+          <w:sz w:val="24"/>
+          <w:szCs w:val="24"/>
+        </w:rPr>
+        <w:t>Kueppers</w:t>
+      </w:r>
+      <w:proofErr w:type="spellEnd"/>
+      <w:r>
+        <w:rPr>
+          <w:rFonts w:ascii="Bell MT" w:hAnsi="Bell MT"/>
+          <w:sz w:val="24"/>
+          <w:szCs w:val="24"/>
+        </w:rPr>
+        <w:t xml:space="preserve">, S., Back, M. D., </w:t>
+      </w:r>
+      <w:r>
+        <w:rPr>
+          <w:rFonts w:ascii="Bell MT" w:hAnsi="Bell MT"/>
+          <w:sz w:val="24"/>
+          <w:szCs w:val="24"/>
+        </w:rPr>
+        <w:t xml:space="preserve">&amp; </w:t>
+      </w:r>
+      <w:r>
+        <w:rPr>
+          <w:rFonts w:ascii="Bell MT" w:hAnsi="Bell MT"/>
+          <w:sz w:val="24"/>
+          <w:szCs w:val="24"/>
+        </w:rPr>
+        <w:t>Gros</w:t>
+      </w:r>
+      <w:r>
+        <w:rPr>
+          <w:rFonts w:ascii="Bell MT" w:hAnsi="Bell MT"/>
+          <w:sz w:val="24"/>
+          <w:szCs w:val="24"/>
+        </w:rPr>
+        <w:t xml:space="preserve">z, M. P. (in press). </w:t>
+      </w:r>
+      <w:r>
+        <w:rPr>
+          <w:rFonts w:ascii="Bell MT" w:hAnsi="Bell MT"/>
+          <w:sz w:val="24"/>
+          <w:szCs w:val="24"/>
+        </w:rPr>
+        <w:t>Item Features Affect How Well People Can Predict Self-Reported Personality Traces of Strangers</w:t>
+      </w:r>
+      <w:r>
+        <w:rPr>
+          <w:rFonts w:ascii="Bell MT" w:hAnsi="Bell MT"/>
+          <w:sz w:val="24"/>
+          <w:szCs w:val="24"/>
+        </w:rPr>
+        <w:t xml:space="preserve">. </w:t>
+      </w:r>
+      <w:r>
+        <w:rPr>
+          <w:rFonts w:ascii="Bell MT" w:hAnsi="Bell MT"/>
+          <w:i/>
+          <w:iCs/>
+          <w:sz w:val="24"/>
+          <w:szCs w:val="24"/>
+        </w:rPr>
+        <w:t>European Journal of Personality.</w:t>
+      </w:r>
+      <w:r>
+        <w:rPr>
+          <w:rFonts w:ascii="Bell MT" w:hAnsi="Bell MT"/>
+          <w:sz w:val="24"/>
+          <w:szCs w:val="24"/>
+        </w:rPr>
+        <w:t xml:space="preserve"> Retrieved from </w:t>
+      </w:r>
+      <w:r>
+        <w:rPr>
+          <w:rFonts w:ascii="Bell MT" w:hAnsi="Bell MT"/>
+          <w:sz w:val="24"/>
+          <w:szCs w:val="24"/>
+        </w:rPr>
+        <w:t>https://osf.io/preprints/psyarxiv/h8epx</w:t>
+      </w:r>
+      <w:r>
+        <w:rPr>
+          <w:rFonts w:ascii="Bell MT" w:hAnsi="Bell MT"/>
+          <w:sz w:val="24"/>
+          <w:szCs w:val="24"/>
+        </w:rPr>
+        <w:t>_v1</w:t>
+      </w:r>
+    </w:p>
+    <w:p>
+      <w:pPr>
+        <w:spacing w:after="240" w:line="240" w:lineRule="auto"/>
+        <w:ind w:left="397" w:hanging="397"/>
+        <w:rPr>
+          <w:rFonts w:ascii="Bell MT" w:hAnsi="Bell MT"/>
+          <w:sz w:val="24"/>
+          <w:szCs w:val="24"/>
+        </w:rPr>
+      </w:pPr>
+      <w:r>
+        <w:rPr>
+          <w:rFonts w:ascii="Bell MT" w:hAnsi="Bell MT"/>
           <w:sz w:val="24"/>
           <w:szCs w:val="24"/>
         </w:rPr>
@@ -4892,23 +5013,7 @@
           <w:sz w:val="24"/>
           <w:szCs w:val="24"/>
         </w:rPr>
-        <w:t xml:space="preserve"> (in press)</w:t>
-      </w:r>
-      <w:r>
-        <w:rPr>
-          <w:rFonts w:ascii="Bell MT" w:hAnsi="Bell MT"/>
-          <w:sz w:val="24"/>
-          <w:szCs w:val="24"/>
-        </w:rPr>
-        <w:t xml:space="preserve">. </w:t>
-      </w:r>
-      <w:r>
-        <w:rPr>
-          <w:rFonts w:ascii="Bell MT" w:hAnsi="Bell MT"/>
-          <w:sz w:val="24"/>
-          <w:szCs w:val="24"/>
-        </w:rPr>
-        <w:t xml:space="preserve"> </w:t>
+        <w:t xml:space="preserve"> (in press).  </w:t>
       </w:r>
       <w:r>
         <w:rPr>
@@ -5042,7 +5147,21 @@
         <w:rPr>
           <w:rFonts w:ascii="Bell MT" w:hAnsi="Bell MT"/>
         </w:rPr>
-        <w:t>*shared first authorship</w:t>
+        <w:t>*</w:t>
+      </w:r>
+      <w:proofErr w:type="gramStart"/>
+      <w:r>
+        <w:rPr>
+          <w:rFonts w:ascii="Bell MT" w:hAnsi="Bell MT"/>
+        </w:rPr>
+        <w:t>shared</w:t>
+      </w:r>
+      <w:proofErr w:type="gramEnd"/>
+      <w:r>
+        <w:rPr>
+          <w:rFonts w:ascii="Bell MT" w:hAnsi="Bell MT"/>
+        </w:rPr>
+        <w:t xml:space="preserve"> first authorship</w:t>
       </w:r>
     </w:p>
     <w:p>
@@ -5380,18 +5499,36 @@
       <w:r>
         <w:rPr>
           <w:rFonts w:ascii="Bell MT" w:hAnsi="Bell MT"/>
-          <w:sz w:val="24"/>
-          <w:szCs w:val="24"/>
-        </w:rPr>
-        <w:t>1-14</w:t>
-      </w:r>
-      <w:r>
-        <w:rPr>
-          <w:rFonts w:ascii="Bell MT" w:hAnsi="Bell MT"/>
-          <w:sz w:val="24"/>
-          <w:szCs w:val="24"/>
-        </w:rPr>
-        <w:t>.</w:t>
+          <w:i/>
+          <w:iCs/>
+          <w:sz w:val="24"/>
+          <w:szCs w:val="24"/>
+        </w:rPr>
+        <w:t>5</w:t>
+      </w:r>
+      <w:r>
+        <w:rPr>
+          <w:rFonts w:ascii="Bell MT" w:hAnsi="Bell MT"/>
+          <w:sz w:val="24"/>
+          <w:szCs w:val="24"/>
+        </w:rPr>
+        <w:t>,  338–351.</w:t>
+      </w:r>
+      <w:r>
+        <w:rPr>
+          <w:rFonts w:ascii="Bell MT" w:hAnsi="Bell MT"/>
+          <w:sz w:val="24"/>
+          <w:szCs w:val="24"/>
+        </w:rPr>
+        <w:t xml:space="preserve"> </w:t>
+      </w:r>
+      <w:r>
+        <w:rPr>
+          <w:rFonts w:ascii="Bell MT" w:hAnsi="Bell MT"/>
+          <w:sz w:val="24"/>
+          <w:szCs w:val="24"/>
+        </w:rPr>
+        <w:t>https://doi.org/10.1038/s44159-026-00554-1</w:t>
       </w:r>
     </w:p>
     <w:p>
@@ -5770,7 +5907,21 @@
         <w:rPr>
           <w:rFonts w:ascii="Bell MT" w:hAnsi="Bell MT"/>
         </w:rPr>
-        <w:t>*shared first authorship</w:t>
+        <w:t>*</w:t>
+      </w:r>
+      <w:proofErr w:type="gramStart"/>
+      <w:r>
+        <w:rPr>
+          <w:rFonts w:ascii="Bell MT" w:hAnsi="Bell MT"/>
+        </w:rPr>
+        <w:t>shared</w:t>
+      </w:r>
+      <w:proofErr w:type="gramEnd"/>
+      <w:r>
+        <w:rPr>
+          <w:rFonts w:ascii="Bell MT" w:hAnsi="Bell MT"/>
+        </w:rPr>
+        <w:t xml:space="preserve"> first authorship</w:t>
       </w:r>
     </w:p>
     <w:p>
@@ -5975,6 +6126,7 @@
           <w:sz w:val="24"/>
           <w:szCs w:val="24"/>
         </w:rPr>
+        <w:lastRenderedPageBreak/>
         <w:t xml:space="preserve">Bleckmann, E., </w:t>
       </w:r>
       <w:r>
@@ -6091,7 +6243,6 @@
           <w:rFonts w:ascii="Bell MT" w:eastAsia="Bell MT" w:hAnsi="Bell MT" w:cs="Bell MT"/>
           <w:color w:val="auto"/>
         </w:rPr>
-        <w:lastRenderedPageBreak/>
         <w:t xml:space="preserve">Schäpermeier, M., Thielmann, I., &amp; </w:t>
       </w:r>
       <w:r>
@@ -6759,7 +6910,21 @@
         <w:rPr>
           <w:rFonts w:ascii="Bell MT" w:hAnsi="Bell MT"/>
         </w:rPr>
-        <w:t>* shared first authorship</w:t>
+        <w:t xml:space="preserve">* </w:t>
+      </w:r>
+      <w:proofErr w:type="gramStart"/>
+      <w:r>
+        <w:rPr>
+          <w:rFonts w:ascii="Bell MT" w:hAnsi="Bell MT"/>
+        </w:rPr>
+        <w:t>shared</w:t>
+      </w:r>
+      <w:proofErr w:type="gramEnd"/>
+      <w:r>
+        <w:rPr>
+          <w:rFonts w:ascii="Bell MT" w:hAnsi="Bell MT"/>
+        </w:rPr>
+        <w:t xml:space="preserve"> first authorship</w:t>
       </w:r>
     </w:p>
     <w:p>
@@ -6779,6 +6944,7 @@
           <w:bCs/>
           <w:sz w:val="24"/>
           <w:szCs w:val="24"/>
+          <w:lang w:val="de-DE"/>
         </w:rPr>
         <w:t>Rau, R.,</w:t>
       </w:r>
@@ -6787,6 +6953,7 @@
           <w:rFonts w:ascii="Bell MT" w:hAnsi="Bell MT"/>
           <w:sz w:val="24"/>
           <w:szCs w:val="24"/>
+          <w:lang w:val="de-DE"/>
         </w:rPr>
         <w:t xml:space="preserve"> Zimmermann, J., &amp; Back, M. D. (2023). </w:t>
       </w:r>
@@ -7181,6 +7348,7 @@
           <w:bCs/>
           <w:color w:val="auto"/>
         </w:rPr>
+        <w:lastRenderedPageBreak/>
         <w:t>Rau, R</w:t>
       </w:r>
       <w:r>
@@ -7234,7 +7402,6 @@
           <w:rFonts w:ascii="Bell MT" w:hAnsi="Bell MT" w:cs="Segoe UI"/>
           <w:lang w:val="de-DE"/>
         </w:rPr>
-        <w:lastRenderedPageBreak/>
         <w:t xml:space="preserve">Maaßen, E., Büttner, M., Bröcker, A.-L., </w:t>
       </w:r>
       <w:proofErr w:type="spellStart"/>
@@ -7537,7 +7704,21 @@
         <w:rPr>
           <w:rFonts w:ascii="Bell MT" w:hAnsi="Bell MT"/>
         </w:rPr>
-        <w:t xml:space="preserve"> shared first authorship</w:t>
+        <w:t xml:space="preserve"> </w:t>
+      </w:r>
+      <w:proofErr w:type="gramStart"/>
+      <w:r>
+        <w:rPr>
+          <w:rFonts w:ascii="Bell MT" w:hAnsi="Bell MT"/>
+        </w:rPr>
+        <w:t>shared</w:t>
+      </w:r>
+      <w:proofErr w:type="gramEnd"/>
+      <w:r>
+        <w:rPr>
+          <w:rFonts w:ascii="Bell MT" w:hAnsi="Bell MT"/>
+        </w:rPr>
+        <w:t xml:space="preserve"> first authorship</w:t>
       </w:r>
     </w:p>
     <w:p>
@@ -8093,6 +8274,7 @@
           <w:sz w:val="24"/>
           <w:szCs w:val="24"/>
         </w:rPr>
+        <w:lastRenderedPageBreak/>
         <w:t xml:space="preserve">Rau, R., Lawless </w:t>
       </w:r>
       <w:proofErr w:type="spellStart"/>
@@ -8121,18 +8303,7 @@
           <w:sz w:val="24"/>
           <w:szCs w:val="24"/>
         </w:rPr>
-        <w:t xml:space="preserve">Perceiver effects in first impressions reflect generalized stereotypes: Evidence of consistency across </w:t>
-      </w:r>
-      <w:r>
-        <w:rPr>
-          <w:rFonts w:ascii="Bell MT" w:hAnsi="Bell MT"/>
-          <w:i/>
-          <w:iCs/>
-          <w:sz w:val="24"/>
-          <w:szCs w:val="24"/>
-        </w:rPr>
-        <w:lastRenderedPageBreak/>
-        <w:t>time, groups, and contexts.</w:t>
+        <w:t>Perceiver effects in first impressions reflect generalized stereotypes: Evidence of consistency across time, groups, and contexts.</w:t>
       </w:r>
       <w:r>
         <w:rPr>
